--- a/docs/kapshaSurajSingh.docx
+++ b/docs/kapshaSurajSingh.docx
@@ -4,7 +4,7 @@
   <w:body>
     <w:p>
       <w:pPr>
-        <w:pStyle w:val="945"/>
+        <w:pStyle w:val="947"/>
         <w:pBdr/>
         <w:spacing w:line="14" w:lineRule="exact"/>
         <w:ind/>
@@ -17,7 +17,7 @@
     </w:p>
     <w:p>
       <w:pPr>
-        <w:pStyle w:val="943"/>
+        <w:pStyle w:val="945"/>
         <w:pBdr/>
         <w:spacing w:before="0" w:line="432" w:lineRule="exact"/>
         <w:ind w:firstLine="0" w:left="0"/>
@@ -30,7 +30,7 @@
       <w:hyperlink r:id="rId9" w:tooltip="mailto:surajsinghk013@gmail.com" w:history="1">
         <w:r>
           <w:rPr>
-            <w:rStyle w:val="925"/>
+            <w:rStyle w:val="927"/>
             <w:color w:val="000000" w:themeColor="text1"/>
             <w:spacing w:val="-2"/>
             <w:u w:val="none"/>
@@ -40,7 +40,7 @@
         </w:r>
         <w:r>
           <w:rPr>
-            <w:rStyle w:val="925"/>
+            <w:rStyle w:val="927"/>
             <w:color w:val="000000" w:themeColor="text1"/>
             <w:spacing w:val="-2"/>
           </w:rPr>
@@ -56,7 +56,7 @@
       <w:hyperlink r:id="rId10" w:tooltip="https://ksurajsingh.github.io" w:history="1">
         <w:r>
           <w:rPr>
-            <w:rStyle w:val="925"/>
+            <w:rStyle w:val="927"/>
             <w:color w:val="000000" w:themeColor="text1"/>
             <w:spacing w:val="-2"/>
           </w:rPr>
@@ -64,7 +64,7 @@
         </w:r>
         <w:r>
           <w:rPr>
-            <w:rStyle w:val="925"/>
+            <w:rStyle w:val="927"/>
             <w:color w:val="000000" w:themeColor="text1"/>
             <w:spacing w:val="-2"/>
             <w:u w:val="none"/>
@@ -73,7 +73,7 @@
         </w:r>
         <w:r>
           <w:rPr>
-            <w:rStyle w:val="925"/>
+            <w:rStyle w:val="927"/>
             <w:color w:val="000000" w:themeColor="text1"/>
             <w:spacing w:val="-2"/>
           </w:rPr>
@@ -81,7 +81,7 @@
       </w:hyperlink>
       <w:r>
         <w:rPr>
-          <w:rStyle w:val="925"/>
+          <w:rStyle w:val="927"/>
           <w:color w:val="000000" w:themeColor="text1"/>
           <w:spacing w:val="-2"/>
         </w:rPr>
@@ -89,7 +89,7 @@
       <w:hyperlink r:id="rId11" w:tooltip="https://github.com/ksurajsingh" w:history="1">
         <w:r>
           <w:rPr>
-            <w:rStyle w:val="925"/>
+            <w:rStyle w:val="927"/>
             <w:color w:val="000000" w:themeColor="text1"/>
             <w:spacing w:val="-2"/>
           </w:rPr>
@@ -102,7 +102,7 @@
       <w:hyperlink r:id="rId12" w:tooltip="https://linkedin/in/suraj-singh-k" w:history="1">
         <w:r>
           <w:rPr>
-            <w:rStyle w:val="925"/>
+            <w:rStyle w:val="927"/>
             <w:color w:val="000000" w:themeColor="text1"/>
             <w:spacing w:val="-2"/>
           </w:rPr>
@@ -125,39 +125,34 @@
           <w:highlight w:val="none"/>
         </w:rPr>
       </w:r>
+      <w:r>
+        <w:rPr>
+          <w:highlight w:val="none"/>
+        </w:rPr>
+      </w:r>
+      <w:r>
+        <w:rPr>
+          <w:highlight w:val="none"/>
+        </w:rPr>
+        <w:t xml:space="preserve"> </w:t>
+      </w:r>
+      <w:r>
+        <w:rPr>
+          <w:highlight w:val="none"/>
+        </w:rPr>
+      </w:r>
+      <w:r/>
+      <w:r>
+        <w:rPr>
+          <w:highlight w:val="none"/>
+        </w:rPr>
+      </w:r>
     </w:p>
     <w:p>
       <w:pPr>
-        <w:pStyle w:val="943"/>
-        <w:pBdr/>
-        <w:spacing w:before="0" w:line="288" w:lineRule="exact"/>
-        <w:ind w:firstLine="0" w:left="0"/>
-        <w:jc w:val="center"/>
-        <w:rPr/>
-      </w:pPr>
-      <w:r>
-        <w:rPr>
-          <w:highlight w:val="none"/>
-        </w:rPr>
-      </w:r>
-      <w:r>
-        <w:rPr>
-          <w:highlight w:val="none"/>
-        </w:rPr>
-        <w:t xml:space="preserve"> </w:t>
-      </w:r>
-      <w:r>
-        <w:rPr>
-          <w:highlight w:val="none"/>
-        </w:rPr>
-      </w:r>
-      <w:r/>
-    </w:p>
-    <w:p>
-      <w:pPr>
-        <w:pStyle w:val="944"/>
-        <w:pBdr/>
-        <w:spacing w:before="0" w:beforeAutospacing="0" w:line="120" w:lineRule="auto"/>
+        <w:pStyle w:val="946"/>
+        <w:pBdr/>
+        <w:spacing w:before="72" w:beforeAutospacing="0" w:line="120" w:lineRule="auto"/>
         <w:ind w:left="-1"/>
         <w:rPr/>
       </w:pPr>
@@ -199,7 +194,7 @@
     </w:p>
     <w:p>
       <w:pPr>
-        <w:pStyle w:val="943"/>
+        <w:pStyle w:val="945"/>
         <w:pBdr/>
         <w:spacing w:before="103" w:line="242" w:lineRule="exact"/>
         <w:ind w:firstLine="0" w:left="215"/>
@@ -314,7 +309,7 @@
     </w:p>
     <w:p>
       <w:pPr>
-        <w:pStyle w:val="943"/>
+        <w:pStyle w:val="945"/>
         <w:pBdr/>
         <w:spacing w:before="0" w:line="239" w:lineRule="exact"/>
         <w:ind w:firstLine="0" w:left="216"/>
@@ -384,7 +379,7 @@
     </w:p>
     <w:p>
       <w:pPr>
-        <w:pStyle w:val="943"/>
+        <w:pStyle w:val="945"/>
         <w:pBdr/>
         <w:spacing w:before="0" w:line="239" w:lineRule="exact"/>
         <w:ind w:firstLine="0" w:left="216"/>
@@ -415,7 +410,7 @@
     </w:p>
     <w:p>
       <w:pPr>
-        <w:pStyle w:val="943"/>
+        <w:pStyle w:val="945"/>
         <w:pBdr/>
         <w:spacing w:before="0" w:line="239" w:lineRule="exact"/>
         <w:ind w:firstLine="0" w:left="216"/>
@@ -459,7 +454,7 @@
     </w:p>
     <w:p>
       <w:pPr>
-        <w:pStyle w:val="943"/>
+        <w:pStyle w:val="945"/>
         <w:pBdr/>
         <w:spacing w:before="0" w:line="239" w:lineRule="exact"/>
         <w:ind w:firstLine="0" w:left="216"/>
@@ -479,19 +474,19 @@
         <w:rPr>
           <w:highlight w:val="none"/>
         </w:rPr>
-        <w:t xml:space="preserve">: TTY, GRUB-res, [XORG] DWM, xfce, </w:t>
+        <w:t xml:space="preserve">: TTY, GRUB-res ; [XORG] DWM, xfce, </w:t>
       </w:r>
       <w:r>
         <w:rPr>
           <w:highlight w:val="none"/>
         </w:rPr>
-        <w:t xml:space="preserve">Gnome, KDE,</w:t>
+        <w:t xml:space="preserve">Gnome, KDE ; </w:t>
       </w:r>
       <w:r>
         <w:rPr>
           <w:highlight w:val="none"/>
         </w:rPr>
-        <w:t xml:space="preserve"> [Wayland] Hyprland, </w:t>
+        <w:t xml:space="preserve">[Wayland] Hyprland, </w:t>
       </w:r>
       <w:r>
         <w:rPr>
@@ -506,9 +501,9 @@
     </w:p>
     <w:p>
       <w:pPr>
-        <w:pStyle w:val="944"/>
-        <w:pBdr/>
-        <w:spacing w:before="124" w:line="168" w:lineRule="auto"/>
+        <w:pStyle w:val="946"/>
+        <w:pBdr/>
+        <w:spacing w:before="158" w:beforeAutospacing="0" w:line="168" w:lineRule="auto"/>
         <w:ind/>
         <w:rPr/>
       </w:pPr>
@@ -561,7 +556,7 @@
                   <wp:posOffset>457200</wp:posOffset>
                 </wp:positionH>
                 <wp:positionV relativeFrom="paragraph">
-                  <wp:posOffset>40889</wp:posOffset>
+                  <wp:posOffset>23109</wp:posOffset>
                 </wp:positionV>
                 <wp:extent cx="6858000" cy="1270"/>
                 <wp:effectExtent l="0" t="0" r="0" b="0"/>
@@ -576,7 +571,7 @@
                       <wps:spPr bwMode="auto">
                         <a:xfrm>
                           <a:off x="0" y="0"/>
-                          <a:ext cx="6858000" cy="1268"/>
+                          <a:ext cx="6858000" cy="1267"/>
                         </a:xfrm>
                         <a:custGeom>
                           <a:avLst/>
@@ -616,7 +611,7 @@
           </mc:Choice>
           <mc:Fallback>
             <w:pict>
-              <v:shape id="shape 1" o:spid="_x0000_s1" style="position:absolute;z-index:15730688;o:allowoverlap:true;o:allowincell:true;mso-position-horizontal-relative:page;margin-left:36.00pt;mso-position-horizontal:absolute;mso-position-vertical-relative:text;margin-top:3.22pt;mso-position-vertical:absolute;width:540.00pt;height:0.10pt;mso-wrap-distance-left:0.00pt;mso-wrap-distance-top:0.00pt;mso-wrap-distance-right:0.00pt;mso-wrap-distance-bottom:0.00pt;visibility:visible;" path="m0,0l100000,0e" coordsize="100000,100000" filled="f" strokecolor="#000000" strokeweight="0.40pt">
+              <v:shape id="shape 1" o:spid="_x0000_s1" style="position:absolute;z-index:15730688;o:allowoverlap:true;o:allowincell:true;mso-position-horizontal-relative:page;margin-left:36.00pt;mso-position-horizontal:absolute;mso-position-vertical-relative:text;margin-top:1.82pt;mso-position-vertical:absolute;width:540.00pt;height:0.10pt;mso-wrap-distance-left:0.00pt;mso-wrap-distance-top:0.00pt;mso-wrap-distance-right:0.00pt;mso-wrap-distance-bottom:0.00pt;visibility:visible;" path="m0,0l100000,0e" coordsize="100000,100000" filled="f" strokecolor="#000000" strokeweight="0.40pt">
                 <v:path textboxrect="0,0,100000,100000"/>
                 <v:stroke dashstyle="solid"/>
               </v:shape>
@@ -637,7 +632,7 @@
           <w:b/>
           <w:sz w:val="22"/>
         </w:rPr>
-        <w:t xml:space="preserve">[onsite]                                                                                                                    </w:t>
+        <w:t xml:space="preserve">[onsite]                                                                                                                            </w:t>
       </w:r>
       <w:r>
         <w:rPr>
@@ -748,6 +743,12 @@
           <w:i/>
           <w:sz w:val="20"/>
         </w:rPr>
+      </w:r>
+      <w:r>
+        <w:rPr>
+          <w:i/>
+          <w:sz w:val="20"/>
+        </w:rPr>
         <w:t xml:space="preserve">Netty Brains</w:t>
       </w:r>
       <w:r>
@@ -756,6 +757,7 @@
           <w:sz w:val="20"/>
         </w:rPr>
         <w:tab/>
+        <w:t xml:space="preserve">           </w:t>
       </w:r>
       <w:r>
         <w:rPr>
@@ -794,7 +796,7 @@
     </w:p>
     <w:p>
       <w:pPr>
-        <w:pStyle w:val="946"/>
+        <w:pStyle w:val="948"/>
         <w:numPr>
           <w:ilvl w:val="0"/>
           <w:numId w:val="1"/>
@@ -907,7 +909,7 @@
     </w:p>
     <w:p>
       <w:pPr>
-        <w:pStyle w:val="946"/>
+        <w:pStyle w:val="948"/>
         <w:numPr>
           <w:ilvl w:val="0"/>
           <w:numId w:val="1"/>
@@ -968,7 +970,7 @@
     </w:p>
     <w:p>
       <w:pPr>
-        <w:pStyle w:val="946"/>
+        <w:pStyle w:val="948"/>
         <w:numPr>
           <w:ilvl w:val="0"/>
           <w:numId w:val="1"/>
@@ -1234,11 +1236,15 @@
           <w:szCs w:val="22"/>
           <w:lang w:val="en-US"/>
         </w:rPr>
-        <w:t xml:space="preserve">                                                                                        </w:t>
-      </w:r>
-      <w:r>
-        <w:rPr>
-          <w:sz w:val="22"/>
+        <w:t xml:space="preserve">                                                                                              </w:t>
+      </w:r>
+      <w:r>
+        <w:rPr>
+          <w:i/>
+          <w:iCs/>
+          <w:spacing w:val="-6"/>
+          <w:sz w:val="20"/>
+          <w:szCs w:val="20"/>
         </w:rPr>
         <w:t xml:space="preserve">May. 2024 – July. 2024</w:t>
       </w:r>
@@ -1257,7 +1263,111 @@
     </w:p>
     <w:p>
       <w:pPr>
-        <w:pStyle w:val="946"/>
+        <w:pStyle w:val="948"/>
+        <w:numPr>
+          <w:ilvl w:val="0"/>
+          <w:numId w:val="1"/>
+        </w:numPr>
+        <w:pBdr/>
+        <w:tabs>
+          <w:tab w:val="left" w:leader="none" w:pos="8923"/>
+        </w:tabs>
+        <w:spacing w:before="22"/>
+        <w:ind w:right="0"/>
+        <w:jc w:val="left"/>
+        <w:rPr>
+          <w:sz w:val="20"/>
+          <w:szCs w:val="20"/>
+          <w14:ligatures w14:val="none"/>
+        </w:rPr>
+      </w:pPr>
+      <w:r>
+        <w:rPr>
+          <w:sz w:val="20"/>
+          <w:szCs w:val="20"/>
+          <w:lang w:val="en-US"/>
+        </w:rPr>
+        <w:t xml:space="preserve">Conducted </w:t>
+      </w:r>
+      <w:r>
+        <w:rPr>
+          <w:sz w:val="20"/>
+          <w:szCs w:val="20"/>
+        </w:rPr>
+        <w:t xml:space="preserve">Research on </w:t>
+      </w:r>
+      <w:r>
+        <w:rPr>
+          <w:b/>
+          <w:bCs/>
+          <w:sz w:val="20"/>
+          <w:szCs w:val="20"/>
+          <w:lang w:val="en-US"/>
+        </w:rPr>
+        <w:t xml:space="preserve">image </w:t>
+      </w:r>
+      <w:r>
+        <w:rPr>
+          <w:b/>
+          <w:bCs/>
+          <w:sz w:val="20"/>
+          <w:szCs w:val="20"/>
+        </w:rPr>
+        <w:t xml:space="preserve">pixels </w:t>
+      </w:r>
+      <w:r>
+        <w:rPr>
+          <w:b/>
+          <w:bCs/>
+          <w:sz w:val="20"/>
+          <w:szCs w:val="20"/>
+          <w:lang w:val="en-US"/>
+        </w:rPr>
+        <w:t xml:space="preserve">processing</w:t>
+      </w:r>
+      <w:r>
+        <w:rPr>
+          <w:sz w:val="20"/>
+          <w:szCs w:val="20"/>
+          <w:lang w:val="en-US"/>
+        </w:rPr>
+        <w:t xml:space="preserve"> and analysis </w:t>
+      </w:r>
+      <w:r>
+        <w:rPr>
+          <w:sz w:val="20"/>
+          <w:szCs w:val="20"/>
+          <w:lang w:val="en-US"/>
+        </w:rPr>
+        <w:t xml:space="preserve">                                                                                                 </w:t>
+      </w:r>
+      <w:r>
+        <w:rPr>
+          <w:i/>
+          <w:iCs/>
+          <w:sz w:val="20"/>
+          <w:szCs w:val="20"/>
+        </w:rPr>
+        <w:t xml:space="preserve">[virtual]</w:t>
+      </w:r>
+      <w:r>
+        <w:rPr>
+          <w:sz w:val="20"/>
+          <w:szCs w:val="20"/>
+          <w14:ligatures w14:val="none"/>
+        </w:rPr>
+      </w:r>
+      <w:r>
+        <w:rPr>
+          <w:sz w:val="20"/>
+          <w:szCs w:val="20"/>
+          <w14:ligatures w14:val="none"/>
+        </w:rPr>
+      </w:r>
+    </w:p>
+    <w:p>
+      <w:pPr>
+        <w:pStyle w:val="948"/>
         <w:numPr>
           <w:ilvl w:val="0"/>
           <w:numId w:val="1"/>
@@ -1281,14 +1391,7 @@
           <w:szCs w:val="20"/>
           <w:lang w:val="en-US"/>
         </w:rPr>
-        <w:t xml:space="preserve">Conducted </w:t>
-      </w:r>
-      <w:r>
-        <w:rPr>
-          <w:sz w:val="20"/>
-          <w:szCs w:val="20"/>
-        </w:rPr>
-        <w:t xml:space="preserve">Research on </w:t>
+        <w:t xml:space="preserve">Explored and Utilized </w:t>
       </w:r>
       <w:r>
         <w:rPr>
@@ -1296,9 +1399,8 @@
           <w:bCs/>
           <w:sz w:val="20"/>
           <w:szCs w:val="20"/>
-          <w:lang w:val="en-US"/>
-        </w:rPr>
-        <w:t xml:space="preserve">image </w:t>
+        </w:rPr>
+        <w:t xml:space="preserve">open</w:t>
       </w:r>
       <w:r>
         <w:rPr>
@@ -1307,7 +1409,7 @@
           <w:sz w:val="20"/>
           <w:szCs w:val="20"/>
         </w:rPr>
-        <w:t xml:space="preserve">pixels </w:t>
+        <w:t xml:space="preserve"> </w:t>
       </w:r>
       <w:r>
         <w:rPr>
@@ -1315,9 +1417,35 @@
           <w:bCs/>
           <w:sz w:val="20"/>
           <w:szCs w:val="20"/>
-          <w:lang w:val="en-US"/>
-        </w:rPr>
-        <w:t xml:space="preserve">processing</w:t>
+        </w:rPr>
+        <w:t xml:space="preserve">source</w:t>
+      </w:r>
+      <w:r>
+        <w:rPr>
+          <w:b/>
+          <w:bCs/>
+          <w:sz w:val="20"/>
+          <w:szCs w:val="20"/>
+        </w:rPr>
+        <w:t xml:space="preserve"> </w:t>
+      </w:r>
+      <w:r>
+        <w:rPr>
+          <w:b/>
+          <w:bCs/>
+          <w:sz w:val="20"/>
+          <w:szCs w:val="20"/>
+        </w:rPr>
+        <w:t xml:space="preserve">software</w:t>
+      </w:r>
+      <w:r>
+        <w:rPr>
+          <w:b/>
+          <w:bCs/>
+          <w:sz w:val="20"/>
+          <w:szCs w:val="20"/>
+        </w:rPr>
+        <w:t xml:space="preserve"> </w:t>
       </w:r>
       <w:r>
         <w:rPr>
@@ -1325,7 +1453,14 @@
           <w:szCs w:val="20"/>
           <w:lang w:val="en-US"/>
         </w:rPr>
-        <w:t xml:space="preserve"> and analysis </w:t>
+        <w:t xml:space="preserve">(</w:t>
+      </w:r>
+      <w:r>
+        <w:rPr>
+          <w:sz w:val="20"/>
+          <w:szCs w:val="20"/>
+        </w:rPr>
+        <w:t xml:space="preserve">FOSS</w:t>
       </w:r>
       <w:r>
         <w:rPr>
@@ -1333,14 +1468,43 @@
           <w:szCs w:val="20"/>
           <w:lang w:val="en-US"/>
         </w:rPr>
-        <w:t xml:space="preserve">                                                                                 </w:t>
+        <w:t xml:space="preserve">), including</w:t>
       </w:r>
       <w:r>
         <w:rPr>
           <w:sz w:val="20"/>
           <w:szCs w:val="20"/>
-        </w:rPr>
-        <w:t xml:space="preserve">[virtual]</w:t>
+          <w:lang w:val="en-US"/>
+        </w:rPr>
+        <w:t xml:space="preserve"> </w:t>
+      </w:r>
+      <w:r>
+        <w:rPr>
+          <w:sz w:val="20"/>
+          <w:szCs w:val="20"/>
+        </w:rPr>
+        <w:t xml:space="preserve">FFMPEG</w:t>
+      </w:r>
+      <w:r>
+        <w:rPr>
+          <w:sz w:val="20"/>
+          <w:szCs w:val="20"/>
+        </w:rPr>
+        <w:t xml:space="preserve"> </w:t>
+      </w:r>
+      <w:r>
+        <w:rPr>
+          <w:sz w:val="20"/>
+          <w:szCs w:val="20"/>
+        </w:rPr>
+        <w:t xml:space="preserve">and</w:t>
+      </w:r>
+      <w:r>
+        <w:rPr>
+          <w:sz w:val="20"/>
+          <w:szCs w:val="20"/>
+        </w:rPr>
+        <w:t xml:space="preserve"> UPSCAYL</w:t>
       </w:r>
       <w:r>
         <w:rPr>
@@ -1360,162 +1524,6 @@
     <w:p>
       <w:pPr>
         <w:pStyle w:val="946"/>
-        <w:numPr>
-          <w:ilvl w:val="0"/>
-          <w:numId w:val="1"/>
-        </w:numPr>
-        <w:pBdr/>
-        <w:tabs>
-          <w:tab w:val="left" w:leader="none" w:pos="695"/>
-        </w:tabs>
-        <w:spacing w:after="0" w:before="35" w:line="240" w:lineRule="auto"/>
-        <w:ind w:right="0" w:hanging="185" w:left="695"/>
-        <w:jc w:val="left"/>
-        <w:rPr>
-          <w:sz w:val="20"/>
-          <w:szCs w:val="20"/>
-          <w14:ligatures w14:val="none"/>
-        </w:rPr>
-      </w:pPr>
-      <w:r>
-        <w:rPr>
-          <w:sz w:val="20"/>
-          <w:szCs w:val="20"/>
-          <w:lang w:val="en-US"/>
-        </w:rPr>
-        <w:t xml:space="preserve">Explored and Utilized </w:t>
-      </w:r>
-      <w:r>
-        <w:rPr>
-          <w:b/>
-          <w:bCs/>
-          <w:sz w:val="20"/>
-          <w:szCs w:val="20"/>
-        </w:rPr>
-        <w:t xml:space="preserve">open</w:t>
-      </w:r>
-      <w:r>
-        <w:rPr>
-          <w:b/>
-          <w:bCs/>
-          <w:sz w:val="20"/>
-          <w:szCs w:val="20"/>
-        </w:rPr>
-        <w:t xml:space="preserve"> </w:t>
-      </w:r>
-      <w:r>
-        <w:rPr>
-          <w:b/>
-          <w:bCs/>
-          <w:sz w:val="20"/>
-          <w:szCs w:val="20"/>
-        </w:rPr>
-        <w:t xml:space="preserve">source</w:t>
-      </w:r>
-      <w:r>
-        <w:rPr>
-          <w:b/>
-          <w:bCs/>
-          <w:sz w:val="20"/>
-          <w:szCs w:val="20"/>
-        </w:rPr>
-        <w:t xml:space="preserve"> </w:t>
-      </w:r>
-      <w:r>
-        <w:rPr>
-          <w:b/>
-          <w:bCs/>
-          <w:sz w:val="20"/>
-          <w:szCs w:val="20"/>
-        </w:rPr>
-        <w:t xml:space="preserve">software</w:t>
-      </w:r>
-      <w:r>
-        <w:rPr>
-          <w:b/>
-          <w:bCs/>
-          <w:sz w:val="20"/>
-          <w:szCs w:val="20"/>
-        </w:rPr>
-        <w:t xml:space="preserve"> </w:t>
-      </w:r>
-      <w:r>
-        <w:rPr>
-          <w:sz w:val="20"/>
-          <w:szCs w:val="20"/>
-          <w:lang w:val="en-US"/>
-        </w:rPr>
-        <w:t xml:space="preserve">(</w:t>
-      </w:r>
-      <w:r>
-        <w:rPr>
-          <w:sz w:val="20"/>
-          <w:szCs w:val="20"/>
-        </w:rPr>
-        <w:t xml:space="preserve">FOSS</w:t>
-      </w:r>
-      <w:r>
-        <w:rPr>
-          <w:sz w:val="20"/>
-          <w:szCs w:val="20"/>
-          <w:lang w:val="en-US"/>
-        </w:rPr>
-        <w:t xml:space="preserve">), including</w:t>
-      </w:r>
-      <w:r>
-        <w:rPr>
-          <w:sz w:val="20"/>
-          <w:szCs w:val="20"/>
-          <w:lang w:val="en-US"/>
-        </w:rPr>
-        <w:t xml:space="preserve"> </w:t>
-      </w:r>
-      <w:r>
-        <w:rPr>
-          <w:sz w:val="20"/>
-          <w:szCs w:val="20"/>
-        </w:rPr>
-        <w:t xml:space="preserve">FFMPEG</w:t>
-      </w:r>
-      <w:r>
-        <w:rPr>
-          <w:sz w:val="20"/>
-          <w:szCs w:val="20"/>
-        </w:rPr>
-        <w:t xml:space="preserve"> </w:t>
-      </w:r>
-      <w:r>
-        <w:rPr>
-          <w:sz w:val="20"/>
-          <w:szCs w:val="20"/>
-        </w:rPr>
-        <w:t xml:space="preserve">and</w:t>
-      </w:r>
-      <w:r>
-        <w:rPr>
-          <w:sz w:val="20"/>
-          <w:szCs w:val="20"/>
-        </w:rPr>
-        <w:t xml:space="preserve"> UPSCAYL</w:t>
-      </w:r>
-      <w:r>
-        <w:rPr>
-          <w:sz w:val="20"/>
-          <w:szCs w:val="20"/>
-          <w14:ligatures w14:val="none"/>
-        </w:rPr>
-      </w:r>
-      <w:r>
-        <w:rPr>
-          <w:sz w:val="20"/>
-          <w:szCs w:val="20"/>
-          <w14:ligatures w14:val="none"/>
-        </w:rPr>
-      </w:r>
-    </w:p>
-    <w:p>
-      <w:pPr>
-        <w:pStyle w:val="944"/>
         <w:pBdr/>
         <w:spacing w:before="130" w:beforeAutospacing="0" w:line="168" w:lineRule="auto"/>
         <w:ind/>
@@ -1536,7 +1544,7 @@
     </w:p>
     <w:p>
       <w:pPr>
-        <w:pStyle w:val="946"/>
+        <w:pStyle w:val="948"/>
         <w:numPr>
           <w:ilvl w:val="0"/>
           <w:numId w:val="26"/>
@@ -1759,7 +1767,7 @@
           <w:szCs w:val="20"/>
           <w:lang w:val="en-US"/>
         </w:rPr>
-        <w:t xml:space="preserve">                                                              Mar. 2024</w:t>
+        <w:t xml:space="preserve">                                                                               Mar. 2024</w:t>
       </w:r>
       <w:r>
         <w:rPr>
@@ -1778,7 +1786,7 @@
     </w:p>
     <w:p>
       <w:pPr>
-        <w:pStyle w:val="946"/>
+        <w:pStyle w:val="948"/>
         <w:numPr>
           <w:ilvl w:val="0"/>
           <w:numId w:val="26"/>
@@ -1804,68 +1812,12 @@
       </w:r>
       <w:r>
         <w:rPr>
-          <w:sz w:val="20"/>
-          <w:szCs w:val="20"/>
-        </w:rPr>
-        <w:t xml:space="preserve">First</w:t>
-      </w:r>
-      <w:r>
-        <w:rPr>
-          <w:sz w:val="20"/>
-          <w:szCs w:val="20"/>
-        </w:rPr>
-        <w:t xml:space="preserve"> </w:t>
-      </w:r>
-      <w:r>
-        <w:rPr>
-          <w:sz w:val="20"/>
-          <w:szCs w:val="20"/>
-        </w:rPr>
-        <w:t xml:space="preserve">prize</w:t>
-      </w:r>
-      <w:r>
-        <w:rPr>
-          <w:sz w:val="20"/>
-          <w:szCs w:val="20"/>
-        </w:rPr>
-        <w:t xml:space="preserve"> </w:t>
-      </w:r>
-      <w:r>
-        <w:rPr>
-          <w:sz w:val="20"/>
-          <w:szCs w:val="20"/>
-        </w:rPr>
-        <w:t xml:space="preserve">in</w:t>
-      </w:r>
-      <w:r>
-        <w:rPr>
-          <w:sz w:val="20"/>
-          <w:szCs w:val="20"/>
-        </w:rPr>
-        <w:t xml:space="preserve"> </w:t>
-      </w:r>
-      <w:r>
-        <w:rPr>
-          <w:sz w:val="20"/>
-          <w:szCs w:val="20"/>
-        </w:rPr>
-        <w:t xml:space="preserve">TECHBIZ@SJP</w:t>
-      </w:r>
-      <w:r>
-        <w:rPr>
-          <w:sz w:val="20"/>
-          <w:szCs w:val="20"/>
-        </w:rPr>
-        <w:t xml:space="preserve"> </w:t>
-      </w:r>
-      <w:r>
-        <w:rPr>
           <w:b/>
           <w:bCs/>
           <w:sz w:val="20"/>
           <w:szCs w:val="20"/>
         </w:rPr>
-        <w:t xml:space="preserve">STATE </w:t>
+        <w:t xml:space="preserve">First</w:t>
       </w:r>
       <w:r>
         <w:rPr>
@@ -1874,7 +1826,7 @@
           <w:sz w:val="20"/>
           <w:szCs w:val="20"/>
         </w:rPr>
-        <w:t xml:space="preserve">Level</w:t>
+        <w:t xml:space="preserve"> </w:t>
       </w:r>
       <w:r>
         <w:rPr>
@@ -1883,6 +1835,41 @@
           <w:sz w:val="20"/>
           <w:szCs w:val="20"/>
         </w:rPr>
+        <w:t xml:space="preserve">prize</w:t>
+      </w:r>
+      <w:r>
+        <w:rPr>
+          <w:sz w:val="20"/>
+          <w:szCs w:val="20"/>
+        </w:rPr>
+        <w:t xml:space="preserve"> </w:t>
+      </w:r>
+      <w:r>
+        <w:rPr>
+          <w:sz w:val="20"/>
+          <w:szCs w:val="20"/>
+        </w:rPr>
+        <w:t xml:space="preserve">in</w:t>
+      </w:r>
+      <w:r>
+        <w:rPr>
+          <w:sz w:val="20"/>
+          <w:szCs w:val="20"/>
+        </w:rPr>
+        <w:t xml:space="preserve"> </w:t>
+      </w:r>
+      <w:r>
+        <w:rPr>
+          <w:sz w:val="20"/>
+          <w:szCs w:val="20"/>
+        </w:rPr>
+        <w:t xml:space="preserve">TECHBIZ@SJP</w:t>
+      </w:r>
+      <w:r>
+        <w:rPr>
+          <w:sz w:val="20"/>
+          <w:szCs w:val="20"/>
+        </w:rPr>
         <w:t xml:space="preserve"> </w:t>
       </w:r>
       <w:r>
@@ -1892,7 +1879,7 @@
           <w:sz w:val="20"/>
           <w:szCs w:val="20"/>
         </w:rPr>
-        <w:t xml:space="preserve">Inter-College</w:t>
+        <w:t xml:space="preserve">STATE </w:t>
       </w:r>
       <w:r>
         <w:rPr>
@@ -1901,7 +1888,7 @@
           <w:sz w:val="20"/>
           <w:szCs w:val="20"/>
         </w:rPr>
-        <w:t xml:space="preserve"> </w:t>
+        <w:t xml:space="preserve">Level</w:t>
       </w:r>
       <w:r>
         <w:rPr>
@@ -1910,6 +1897,33 @@
           <w:sz w:val="20"/>
           <w:szCs w:val="20"/>
         </w:rPr>
+        <w:t xml:space="preserve"> </w:t>
+      </w:r>
+      <w:r>
+        <w:rPr>
+          <w:b/>
+          <w:bCs/>
+          <w:sz w:val="20"/>
+          <w:szCs w:val="20"/>
+        </w:rPr>
+        <w:t xml:space="preserve">Inter-College</w:t>
+      </w:r>
+      <w:r>
+        <w:rPr>
+          <w:b/>
+          <w:bCs/>
+          <w:sz w:val="20"/>
+          <w:szCs w:val="20"/>
+        </w:rPr>
+        <w:t xml:space="preserve"> </w:t>
+      </w:r>
+      <w:r>
+        <w:rPr>
+          <w:b/>
+          <w:bCs/>
+          <w:sz w:val="20"/>
+          <w:szCs w:val="20"/>
+        </w:rPr>
         <w:t xml:space="preserve">coding</w:t>
       </w:r>
       <w:r>
@@ -1932,7 +1946,7 @@
           <w:szCs w:val="20"/>
           <w:lang w:val="en-US"/>
         </w:rPr>
-        <w:t xml:space="preserve">                                                        May. 2023</w:t>
+        <w:t xml:space="preserve">                                                                        May. 2023</w:t>
       </w:r>
       <w:r>
         <w:rPr>
@@ -1959,7 +1973,7 @@
     </w:p>
     <w:p>
       <w:pPr>
-        <w:pStyle w:val="946"/>
+        <w:pStyle w:val="948"/>
         <w:numPr>
           <w:ilvl w:val="0"/>
           <w:numId w:val="1"/>
@@ -2169,7 +2183,7 @@
           <w:szCs w:val="20"/>
           <w:lang w:val="en-US"/>
         </w:rPr>
-        <w:t xml:space="preserve">                                                          Feb. 2024</w:t>
+        <w:t xml:space="preserve">                                                                           Feb. 2024</w:t>
       </w:r>
       <w:r>
         <w:rPr>
@@ -2188,7 +2202,7 @@
     </w:p>
     <w:p>
       <w:pPr>
-        <w:pStyle w:val="946"/>
+        <w:pStyle w:val="948"/>
         <w:numPr>
           <w:ilvl w:val="0"/>
           <w:numId w:val="1"/>
@@ -2329,7 +2343,7 @@
           <w:szCs w:val="20"/>
           <w:lang w:val="en-US"/>
         </w:rPr>
-        <w:t xml:space="preserve">                                                                                                                           2021</w:t>
+        <w:t xml:space="preserve">                                                                                                                                               2021</w:t>
       </w:r>
       <w:r>
         <w:rPr>
@@ -2348,7 +2362,7 @@
     </w:p>
     <w:p>
       <w:pPr>
-        <w:pStyle w:val="946"/>
+        <w:pStyle w:val="948"/>
         <w:numPr>
           <w:ilvl w:val="0"/>
           <w:numId w:val="15"/>
@@ -2437,17 +2451,30 @@
           <w:sz w:val="20"/>
           <w:szCs w:val="20"/>
         </w:rPr>
-        <w:t xml:space="preserve">“Temporal</w:t>
-      </w:r>
-      <w:r>
-        <w:rPr>
+        <w:t xml:space="preserve">“</w:t>
+      </w:r>
+      <w:r>
+        <w:rPr>
+          <w:i/>
+          <w:iCs/>
           <w:sz w:val="20"/>
           <w:szCs w:val="20"/>
         </w:rPr>
+        <w:t xml:space="preserve">Temporal</w:t>
+      </w:r>
+      <w:r>
+        <w:rPr>
+          <w:i/>
+          <w:iCs/>
+          <w:sz w:val="20"/>
+          <w:szCs w:val="20"/>
+        </w:rPr>
         <w:t xml:space="preserve"> </w:t>
       </w:r>
       <w:r>
         <w:rPr>
+          <w:i/>
+          <w:iCs/>
           <w:sz w:val="20"/>
           <w:szCs w:val="20"/>
         </w:rPr>
@@ -2455,6 +2482,8 @@
       </w:r>
       <w:r>
         <w:rPr>
+          <w:i/>
+          <w:iCs/>
           <w:sz w:val="20"/>
           <w:szCs w:val="20"/>
         </w:rPr>
@@ -2462,6 +2491,8 @@
       </w:r>
       <w:r>
         <w:rPr>
+          <w:i/>
+          <w:iCs/>
           <w:sz w:val="20"/>
           <w:szCs w:val="20"/>
         </w:rPr>
@@ -2469,6 +2500,8 @@
       </w:r>
       <w:r>
         <w:rPr>
+          <w:i/>
+          <w:iCs/>
           <w:sz w:val="20"/>
           <w:szCs w:val="20"/>
         </w:rPr>
@@ -2478,6 +2511,8 @@
         <w:rPr>
           <w:b/>
           <w:bCs/>
+          <w:i/>
+          <w:iCs/>
           <w:sz w:val="20"/>
           <w:szCs w:val="20"/>
         </w:rPr>
@@ -2487,6 +2522,8 @@
         <w:rPr>
           <w:b/>
           <w:bCs/>
+          <w:i/>
+          <w:iCs/>
           <w:sz w:val="20"/>
           <w:szCs w:val="20"/>
         </w:rPr>
@@ -2496,6 +2533,8 @@
         <w:rPr>
           <w:b/>
           <w:bCs/>
+          <w:i/>
+          <w:iCs/>
           <w:sz w:val="20"/>
           <w:szCs w:val="20"/>
         </w:rPr>
@@ -2505,6 +2544,8 @@
         <w:rPr>
           <w:b/>
           <w:bCs/>
+          <w:i/>
+          <w:iCs/>
           <w:sz w:val="20"/>
           <w:szCs w:val="20"/>
         </w:rPr>
@@ -2514,6 +2555,8 @@
         <w:rPr>
           <w:b/>
           <w:bCs/>
+          <w:i/>
+          <w:iCs/>
           <w:sz w:val="20"/>
           <w:szCs w:val="20"/>
         </w:rPr>
@@ -2521,6 +2564,8 @@
       </w:r>
       <w:r>
         <w:rPr>
+          <w:i/>
+          <w:iCs/>
           <w:sz w:val="20"/>
           <w:szCs w:val="20"/>
         </w:rPr>
@@ -2528,6 +2573,8 @@
       </w:r>
       <w:r>
         <w:rPr>
+          <w:i/>
+          <w:iCs/>
           <w:sz w:val="20"/>
           <w:szCs w:val="20"/>
         </w:rPr>
@@ -2535,10 +2582,19 @@
       </w:r>
       <w:r>
         <w:rPr>
+          <w:i/>
+          <w:iCs/>
           <w:sz w:val="20"/>
           <w:szCs w:val="20"/>
         </w:rPr>
-        <w:t xml:space="preserve"> Software                                   Aug. 2020 - Dec. 2024                     </w:t>
+        <w:t xml:space="preserve"> Software</w:t>
+      </w:r>
+      <w:r>
+        <w:rPr>
+          <w:sz w:val="20"/>
+          <w:szCs w:val="20"/>
+        </w:rPr>
+        <w:t xml:space="preserve">                                       Aug. 2020 - Dec. 2024                     </w:t>
       </w:r>
       <w:r>
         <w:rPr>
@@ -2572,6 +2628,8 @@
       </w:pPr>
       <w:r>
         <w:rPr>
+          <w:i/>
+          <w:iCs/>
           <w:sz w:val="20"/>
           <w:szCs w:val="20"/>
         </w:rPr>
@@ -2579,6 +2637,8 @@
       </w:r>
       <w:r>
         <w:rPr>
+          <w:i/>
+          <w:iCs/>
           <w:sz w:val="20"/>
           <w:szCs w:val="20"/>
         </w:rPr>
@@ -2586,6 +2646,8 @@
       </w:r>
       <w:r>
         <w:rPr>
+          <w:i/>
+          <w:iCs/>
           <w:sz w:val="20"/>
           <w:szCs w:val="20"/>
         </w:rPr>
@@ -2593,6 +2655,8 @@
       </w:r>
       <w:r>
         <w:rPr>
+          <w:i/>
+          <w:iCs/>
           <w:sz w:val="20"/>
           <w:szCs w:val="20"/>
         </w:rPr>
@@ -2600,6 +2664,8 @@
       </w:r>
       <w:r>
         <w:rPr>
+          <w:i/>
+          <w:iCs/>
           <w:sz w:val="20"/>
           <w:szCs w:val="20"/>
         </w:rPr>
@@ -2607,6 +2673,8 @@
       </w:r>
       <w:r>
         <w:rPr>
+          <w:i/>
+          <w:iCs/>
           <w:sz w:val="20"/>
           <w:szCs w:val="20"/>
         </w:rPr>
@@ -2614,10 +2682,19 @@
       </w:r>
       <w:r>
         <w:rPr>
+          <w:i/>
+          <w:iCs/>
           <w:sz w:val="20"/>
           <w:szCs w:val="20"/>
         </w:rPr>
-        <w:t xml:space="preserve">Learning”</w:t>
+        <w:t xml:space="preserve">Learning</w:t>
+      </w:r>
+      <w:r>
+        <w:rPr>
+          <w:sz w:val="20"/>
+          <w:szCs w:val="20"/>
+        </w:rPr>
+        <w:t xml:space="preserve">”</w:t>
       </w:r>
       <w:r>
         <w:rPr>
@@ -2845,7 +2922,7 @@
     </w:p>
     <w:p>
       <w:pPr>
-        <w:pStyle w:val="946"/>
+        <w:pStyle w:val="948"/>
         <w:numPr>
           <w:ilvl w:val="0"/>
           <w:numId w:val="1"/>
@@ -3111,7 +3188,7 @@
           <w:szCs w:val="20"/>
           <w:lang w:val="en-US"/>
         </w:rPr>
-        <w:t xml:space="preserve">                                       Nov. 2024</w:t>
+        <w:t xml:space="preserve">                                                        Nov. 2024</w:t>
       </w:r>
       <w:r>
         <w:rPr>
@@ -3266,7 +3343,7 @@
         <w:tabs>
           <w:tab w:val="left" w:leader="none" w:pos="8582"/>
         </w:tabs>
-        <w:spacing w:before="0" w:beforeAutospacing="0"/>
+        <w:spacing w:before="58" w:beforeAutospacing="0"/>
         <w:ind w:right="0" w:firstLine="0" w:left="0"/>
         <w:jc w:val="left"/>
         <w:rPr>
@@ -3293,14 +3370,14 @@
           <w:smallCaps/>
           <w:spacing w:val="-2"/>
         </w:rPr>
-        <w:t xml:space="preserve">rojects                                                                                                                                                    github:</w:t>
+        <w:t xml:space="preserve">rojects                                                                                                                                                                                         github:</w:t>
       </w:r>
       <w:r>
         <w:rPr>
           <w:sz w:val="20"/>
           <w:szCs w:val="20"/>
           <w:highlight w:val="none"/>
-          <w:u w:val="single"/>
+          <w:u w:val="none"/>
           <w14:ligatures w14:val="none"/>
         </w:rPr>
         <w:t xml:space="preserve">ksurajsing</w:t>
@@ -3310,7 +3387,7 @@
           <w:sz w:val="20"/>
           <w:szCs w:val="20"/>
           <w:highlight w:val="none"/>
-          <w:u w:val="single"/>
+          <w:u w:val="none"/>
           <w14:ligatures w14:val="none"/>
         </w:rPr>
         <w:t xml:space="preserve">h</w:t>
@@ -3320,27 +3397,17 @@
           <w:sz w:val="20"/>
           <w:szCs w:val="20"/>
           <w:highlight w:val="none"/>
-          <w:u w:val="single"/>
+          <w:u w:val="none"/>
           <w14:ligatures w14:val="none"/>
         </w:rPr>
-        <w:t xml:space="preserve">/&lt;project-</w:t>
+        <w:t xml:space="preserve">/&lt;below-name</w:t>
       </w:r>
       <w:r>
         <w:rPr>
           <w:sz w:val="20"/>
           <w:szCs w:val="20"/>
           <w:highlight w:val="none"/>
-          <w:u w:val="single"/>
-          <w14:ligatures w14:val="none"/>
-        </w:rPr>
-        <w:t xml:space="preserve">name</w:t>
-      </w:r>
-      <w:r>
-        <w:rPr>
-          <w:sz w:val="20"/>
-          <w:szCs w:val="20"/>
-          <w:highlight w:val="none"/>
-          <w:u w:val="single"/>
+          <w:u w:val="none"/>
           <w14:ligatures w14:val="none"/>
         </w:rPr>
         <w:t xml:space="preserve">&gt;</w:t>
@@ -3373,9 +3440,9 @@
           <w:right w:val="none" w:color="000000" w:sz="4" w:space="0"/>
         </w:pBdr>
         <w:tabs>
-          <w:tab w:val="left" w:leader="none" w:pos="8582"/>
+          <w:tab w:val="left" w:leader="none" w:pos="695"/>
         </w:tabs>
-        <w:spacing w:before="72" w:beforeAutospacing="0"/>
+        <w:spacing w:after="0" w:before="72" w:beforeAutospacing="0" w:line="240" w:lineRule="auto"/>
         <w:ind w:right="0" w:firstLine="0" w:left="0"/>
         <w:jc w:val="left"/>
         <w:rPr>
@@ -3496,7 +3563,7 @@
           <w:b/>
           <w:sz w:val="20"/>
         </w:rPr>
-        <w:t xml:space="preserve">     Bat </w:t>
+        <w:t xml:space="preserve"> Bat </w:t>
       </w:r>
       <w:r>
         <w:rPr>
@@ -3537,7 +3604,7 @@
             <w:sz w:val="20"/>
             <w:szCs w:val="20"/>
           </w:rPr>
-          <w:t xml:space="preserve">                                                                          </w:t>
+          <w:t xml:space="preserve">                                                                               </w:t>
         </w:r>
         <w:r>
           <w:rPr>
@@ -3555,44 +3622,61 @@
           <w:i/>
           <w:sz w:val="20"/>
         </w:rPr>
-        <w:t xml:space="preserve">     Feb.</w:t>
-      </w:r>
-      <w:r>
-        <w:rPr>
-          <w:sz w:val="22"/>
+        <w:t xml:space="preserve">     </w:t>
+      </w:r>
+      <w:r>
+        <w:rPr>
+          <w:sz w:val="20"/>
+          <w:szCs w:val="20"/>
+          <w:lang w:val="en-US"/>
+        </w:rPr>
+        <w:t xml:space="preserve">Feb.</w:t>
+      </w:r>
+      <w:r>
+        <w:rPr>
+          <w:sz w:val="20"/>
+          <w:szCs w:val="20"/>
+          <w:lang w:val="en-US"/>
         </w:rPr>
         <w:t xml:space="preserve"> </w:t>
       </w:r>
       <w:r>
         <w:rPr>
-          <w:sz w:val="22"/>
+          <w:sz w:val="20"/>
+          <w:szCs w:val="20"/>
+          <w:lang w:val="en-US"/>
         </w:rPr>
         <w:t xml:space="preserve">2025</w:t>
       </w:r>
       <w:r>
         <w:rPr>
-          <w:spacing w:val="-7"/>
-          <w:sz w:val="22"/>
+          <w:sz w:val="20"/>
+          <w:szCs w:val="20"/>
+          <w:lang w:val="en-US"/>
         </w:rPr>
         <w:t xml:space="preserve"> </w:t>
       </w:r>
       <w:r>
         <w:rPr>
-          <w:sz w:val="22"/>
+          <w:sz w:val="20"/>
+          <w:szCs w:val="20"/>
+          <w:lang w:val="en-US"/>
         </w:rPr>
         <w:t xml:space="preserve">–</w:t>
       </w:r>
       <w:r>
         <w:rPr>
-          <w:spacing w:val="-8"/>
-          <w:sz w:val="22"/>
+          <w:sz w:val="20"/>
+          <w:szCs w:val="20"/>
+          <w:lang w:val="en-US"/>
         </w:rPr>
         <w:t xml:space="preserve"> </w:t>
       </w:r>
       <w:r>
         <w:rPr>
-          <w:spacing w:val="-2"/>
-          <w:sz w:val="22"/>
+          <w:sz w:val="20"/>
+          <w:szCs w:val="20"/>
+          <w:lang w:val="en-US"/>
         </w:rPr>
         <w:t xml:space="preserve">Present</w:t>
       </w:r>
@@ -3720,7 +3804,7 @@
     </w:p>
     <w:p>
       <w:pPr>
-        <w:pStyle w:val="946"/>
+        <w:pStyle w:val="948"/>
         <w:numPr>
           <w:ilvl w:val="0"/>
           <w:numId w:val="8"/>
@@ -3800,7 +3884,7 @@
     </w:p>
     <w:p>
       <w:pPr>
-        <w:pStyle w:val="946"/>
+        <w:pStyle w:val="948"/>
         <w:numPr>
           <w:ilvl w:val="0"/>
           <w:numId w:val="8"/>
@@ -3847,7 +3931,7 @@
     </w:p>
     <w:p>
       <w:pPr>
-        <w:pStyle w:val="946"/>
+        <w:pStyle w:val="948"/>
         <w:numPr>
           <w:ilvl w:val="0"/>
           <w:numId w:val="8"/>
@@ -3903,7 +3987,7 @@
     </w:p>
     <w:p>
       <w:pPr>
-        <w:pStyle w:val="946"/>
+        <w:pStyle w:val="948"/>
         <w:numPr>
           <w:ilvl w:val="0"/>
           <w:numId w:val="8"/>
@@ -3966,7 +4050,7 @@
     </w:p>
     <w:p>
       <w:pPr>
-        <w:pStyle w:val="946"/>
+        <w:pStyle w:val="948"/>
         <w:numPr>
           <w:ilvl w:val="0"/>
           <w:numId w:val="8"/>
@@ -4029,9 +4113,9 @@
           <w:right w:val="none" w:color="000000" w:sz="4" w:space="0"/>
         </w:pBdr>
         <w:tabs>
-          <w:tab w:val="left" w:leader="none" w:pos="8582"/>
+          <w:tab w:val="left" w:leader="none" w:pos="695"/>
         </w:tabs>
-        <w:spacing w:before="72" w:beforeAutospacing="0"/>
+        <w:spacing w:after="0" w:before="72" w:beforeAutospacing="0" w:line="240" w:lineRule="auto"/>
         <w:ind w:right="0" w:firstLine="0" w:left="0"/>
         <w:jc w:val="left"/>
         <w:rPr>
@@ -4044,18 +4128,11 @@
       <w:r>
         <w:rPr>
           <w:b/>
-          <w:sz w:val="20"/>
-        </w:rPr>
-        <w:t xml:space="preserve">  </w:t>
-      </w:r>
-      <w:r>
-        <w:rPr>
-          <w:b/>
           <w:bCs/>
           <w:i/>
           <w:iCs/>
         </w:rPr>
-        <w:t xml:space="preserve"> CLI </w:t>
+        <w:t xml:space="preserve">CLI </w:t>
       </w:r>
       <w:r>
         <w:rPr>
@@ -4102,7 +4179,7 @@
           <w:spacing w:val="35"/>
           <w:sz w:val="20"/>
         </w:rPr>
-        <w:t xml:space="preserve">                                          </w:t>
+        <w:t xml:space="preserve">                                              </w:t>
       </w:r>
       <w:hyperlink r:id="rId15" w:tooltip="https://github.com/ksurajsingh/dot-files" w:history="1">
         <w:r>
@@ -4151,47 +4228,61 @@
           <w:spacing w:val="-2"/>
           <w:sz w:val="22"/>
         </w:rPr>
-        <w:t xml:space="preserve">   May</w:t>
-      </w:r>
-      <w:r>
-        <w:rPr>
-          <w:spacing w:val="-3"/>
-          <w:sz w:val="22"/>
+        <w:t xml:space="preserve">  </w:t>
+      </w:r>
+      <w:r>
+        <w:rPr>
+          <w:sz w:val="20"/>
+          <w:szCs w:val="20"/>
+          <w:lang w:val="en-US"/>
+        </w:rPr>
+        <w:t xml:space="preserve"> May</w:t>
+      </w:r>
+      <w:r>
+        <w:rPr>
+          <w:sz w:val="20"/>
+          <w:szCs w:val="20"/>
+          <w:lang w:val="en-US"/>
         </w:rPr>
         <w:t xml:space="preserve"> </w:t>
       </w:r>
       <w:r>
         <w:rPr>
-          <w:spacing w:val="-2"/>
-          <w:sz w:val="22"/>
+          <w:sz w:val="20"/>
+          <w:szCs w:val="20"/>
+          <w:lang w:val="en-US"/>
         </w:rPr>
         <w:t xml:space="preserve">2018 –</w:t>
       </w:r>
       <w:r>
         <w:rPr>
-          <w:spacing w:val="-3"/>
-          <w:sz w:val="22"/>
+          <w:sz w:val="20"/>
+          <w:szCs w:val="20"/>
+          <w:lang w:val="en-US"/>
         </w:rPr>
         <w:t xml:space="preserve"> </w:t>
       </w:r>
       <w:r>
         <w:rPr>
-          <w:spacing w:val="-2"/>
-          <w:sz w:val="22"/>
+          <w:sz w:val="20"/>
+          <w:szCs w:val="20"/>
+          <w:lang w:val="en-US"/>
         </w:rPr>
         <w:t xml:space="preserve">May</w:t>
       </w:r>
       <w:r>
         <w:rPr>
-          <w:spacing w:val="-3"/>
-          <w:sz w:val="22"/>
+          <w:sz w:val="20"/>
+          <w:szCs w:val="20"/>
+          <w:lang w:val="en-US"/>
         </w:rPr>
         <w:t xml:space="preserve"> </w:t>
       </w:r>
       <w:r>
         <w:rPr>
-          <w:spacing w:val="-4"/>
-          <w:sz w:val="22"/>
+          <w:sz w:val="20"/>
+          <w:szCs w:val="20"/>
+          <w:lang w:val="en-US"/>
         </w:rPr>
         <w:t xml:space="preserve">2020</w:t>
       </w:r>
@@ -4214,7 +4305,7 @@
     </w:p>
     <w:p>
       <w:pPr>
-        <w:pStyle w:val="946"/>
+        <w:pStyle w:val="948"/>
         <w:numPr>
           <w:ilvl w:val="0"/>
           <w:numId w:val="8"/>
@@ -4277,7 +4368,7 @@
     </w:p>
     <w:p>
       <w:pPr>
-        <w:pStyle w:val="946"/>
+        <w:pStyle w:val="948"/>
         <w:numPr>
           <w:ilvl w:val="0"/>
           <w:numId w:val="8"/>
@@ -4340,7 +4431,7 @@
     </w:p>
     <w:p>
       <w:pPr>
-        <w:pStyle w:val="946"/>
+        <w:pStyle w:val="948"/>
         <w:numPr>
           <w:ilvl w:val="0"/>
           <w:numId w:val="8"/>
@@ -4396,7 +4487,7 @@
     </w:p>
     <w:p>
       <w:pPr>
-        <w:pStyle w:val="946"/>
+        <w:pStyle w:val="948"/>
         <w:numPr>
           <w:ilvl w:val="0"/>
           <w:numId w:val="8"/>
@@ -4468,7 +4559,7 @@
     </w:p>
     <w:p>
       <w:pPr>
-        <w:pStyle w:val="946"/>
+        <w:pStyle w:val="948"/>
         <w:numPr>
           <w:ilvl w:val="0"/>
           <w:numId w:val="8"/>
@@ -4524,7 +4615,7 @@
     </w:p>
     <w:p>
       <w:pPr>
-        <w:pStyle w:val="946"/>
+        <w:pStyle w:val="948"/>
         <w:numPr>
           <w:ilvl w:val="0"/>
           <w:numId w:val="8"/>
@@ -4594,9 +4685,9 @@
           <w:right w:val="none" w:color="000000" w:sz="4" w:space="0"/>
         </w:pBdr>
         <w:tabs>
-          <w:tab w:val="left" w:leader="none" w:pos="8582"/>
+          <w:tab w:val="left" w:leader="none" w:pos="695"/>
         </w:tabs>
-        <w:spacing w:before="72" w:beforeAutospacing="0"/>
+        <w:spacing w:after="0" w:before="72" w:beforeAutospacing="0" w:line="240" w:lineRule="auto"/>
         <w:ind w:right="0" w:firstLine="0" w:left="0"/>
         <w:jc w:val="left"/>
         <w:rPr>
@@ -4615,7 +4706,7 @@
           <w:b/>
           <w:bCs/>
         </w:rPr>
-        <w:t xml:space="preserve">   CertiCrypt |</w:t>
+        <w:t xml:space="preserve">CertiCrypt |</w:t>
       </w:r>
       <w:r>
         <w:rPr>
@@ -4635,17 +4726,7 @@
           <w:highlight w:val="none"/>
           <w:lang w:val="en-US"/>
         </w:rPr>
-        <w:t xml:space="preserve">[stable] v0.3.0                                                                                                                      </w:t>
-      </w:r>
-      <w:r>
-        <w:rPr>
-          <w:sz w:val="20"/>
-          <w:szCs w:val="20"/>
-          <w:highlight w:val="none"/>
-          <w:u w:val="single"/>
-          <w14:ligatures w14:val="none"/>
-        </w:rPr>
-        <w:t xml:space="preserve"> </w:t>
+        <w:t xml:space="preserve">[stable] v0.3.0                                                                                                                                 </w:t>
       </w:r>
       <w:hyperlink r:id="rId16" w:tooltip="https://github.com/ksurajsingh/certicrypt" w:history="1">
         <w:r>
@@ -4665,7 +4746,15 @@
           <w:sz w:val="22"/>
           <w:szCs w:val="22"/>
         </w:rPr>
-        <w:t xml:space="preserve">   June 2025 - present</w:t>
+        <w:t xml:space="preserve">     </w:t>
+      </w:r>
+      <w:r>
+        <w:rPr>
+          <w:sz w:val="20"/>
+          <w:szCs w:val="20"/>
+          <w:lang w:val="en-US"/>
+        </w:rPr>
+        <w:t xml:space="preserve"> June 2025 - present</w:t>
       </w:r>
       <w:r>
         <w:rPr>
@@ -4680,7 +4769,7 @@
     </w:p>
     <w:p>
       <w:pPr>
-        <w:pStyle w:val="946"/>
+        <w:pStyle w:val="948"/>
         <w:numPr>
           <w:ilvl w:val="0"/>
           <w:numId w:val="8"/>
@@ -4709,13 +4798,28 @@
           <w:sz w:val="20"/>
           <w:szCs w:val="20"/>
         </w:rPr>
-        <w:t xml:space="preserve">CryptoGrahically Certified Academic Records</w:t>
-      </w:r>
-      <w:r>
+        <w:t xml:space="preserve">Academic-Records visualization on </w:t>
+      </w:r>
+      <w:r>
+        <w:rPr>
+          <w:b/>
+          <w:bCs/>
+          <w:sz w:val="20"/>
+          <w:szCs w:val="20"/>
+        </w:rPr>
+        <w:t xml:space="preserve">Blockchain</w:t>
+      </w:r>
+      <w:r>
+        <w:rPr>
+          <w:b w:val="0"/>
+          <w:bCs w:val="0"/>
+        </w:rPr>
         <w:t xml:space="preserve">                                                                                                                                             </w:t>
       </w:r>
       <w:r>
         <w:rPr>
+          <w:b w:val="0"/>
+          <w:bCs w:val="0"/>
           <w:spacing w:val="-2"/>
           <w:sz w:val="22"/>
           <w:szCs w:val="22"/>
@@ -4748,9 +4852,9 @@
           <w:right w:val="none" w:color="000000" w:sz="4" w:space="0"/>
         </w:pBdr>
         <w:tabs>
-          <w:tab w:val="left" w:leader="none" w:pos="8582"/>
+          <w:tab w:val="left" w:leader="none" w:pos="695"/>
         </w:tabs>
-        <w:spacing w:before="72" w:beforeAutospacing="0"/>
+        <w:spacing w:after="0" w:before="72" w:beforeAutospacing="0" w:line="240" w:lineRule="auto"/>
         <w:ind w:right="0" w:firstLine="0" w:left="0"/>
         <w:jc w:val="left"/>
         <w:rPr>
@@ -4760,6 +4864,27 @@
           <w14:ligatures w14:val="none"/>
         </w:rPr>
       </w:pPr>
+      <w:r>
+        <w:rPr>
+          <w:b/>
+          <w:bCs/>
+        </w:rPr>
+        <w:t xml:space="preserve">Shadow_</w:t>
+      </w:r>
+      <w:r>
+        <w:rPr>
+          <w:b/>
+          <w:bCs/>
+        </w:rPr>
+        <w:t xml:space="preserve">Clone</w:t>
+      </w:r>
+      <w:r>
+        <w:rPr>
+          <w:b/>
+          <w:bCs/>
+        </w:rPr>
+        <w:t xml:space="preserve"> |</w:t>
+      </w:r>
       <w:r>
         <w:rPr>
           <w:rFonts w:ascii="Times New Roman" w:hAnsi="Times New Roman"/>
@@ -4768,31 +4893,16 @@
           <w:spacing w:val="35"/>
           <w:sz w:val="20"/>
           <w:szCs w:val="20"/>
+        </w:rPr>
+        <w:t xml:space="preserve"> </w:t>
+      </w:r>
+      <w:r>
+        <w:rPr>
+          <w:sz w:val="20"/>
+          <w:szCs w:val="20"/>
           <w:highlight w:val="none"/>
-          <w:lang w:val="en-US"/>
-        </w:rPr>
-        <w:t xml:space="preserve">  </w:t>
-      </w:r>
-      <w:r>
-        <w:rPr>
-          <w:b/>
-          <w:bCs/>
-        </w:rPr>
-        <w:t xml:space="preserve">Shadow_</w:t>
-      </w:r>
-      <w:r>
-        <w:rPr>
-          <w:b/>
-          <w:bCs/>
-        </w:rPr>
-        <w:t xml:space="preserve">Clone</w:t>
-      </w:r>
-      <w:r>
-        <w:rPr>
-          <w:b/>
-          <w:bCs/>
-        </w:rPr>
-        <w:t xml:space="preserve"> |</w:t>
+        </w:rPr>
+        <w:t xml:space="preserve">  [mature] v0.1.0 </w:t>
       </w:r>
       <w:r>
         <w:rPr>
@@ -4803,26 +4913,7 @@
           <w:sz w:val="20"/>
           <w:szCs w:val="20"/>
         </w:rPr>
-        <w:t xml:space="preserve"> </w:t>
-      </w:r>
-      <w:r>
-        <w:rPr>
-          <w:sz w:val="20"/>
-          <w:szCs w:val="20"/>
-          <w:highlight w:val="none"/>
-        </w:rPr>
-        <w:t xml:space="preserve">  [mature] v0.1.0 </w:t>
-      </w:r>
-      <w:r>
-        <w:rPr>
-          <w:rFonts w:ascii="Times New Roman" w:hAnsi="Times New Roman"/>
-          <w:i/>
-          <w:iCs/>
-          <w:spacing w:val="35"/>
-          <w:sz w:val="20"/>
-          <w:szCs w:val="20"/>
-        </w:rPr>
-        <w:t xml:space="preserve">                                                  </w:t>
+        <w:t xml:space="preserve">                                                        </w:t>
       </w:r>
       <w:hyperlink r:id="rId17" w:tooltip="https://github.com/ksurajsingh/shadow_clone" w:history="1">
         <w:r>
@@ -4877,6 +4968,7 @@
         <w:rPr>
           <w:sz w:val="20"/>
           <w:szCs w:val="20"/>
+          <w:lang w:val="en-US"/>
         </w:rPr>
         <w:t xml:space="preserve">May. 2025 - presen</w:t>
       </w:r>
@@ -4884,6 +4976,7 @@
         <w:rPr>
           <w:sz w:val="20"/>
           <w:szCs w:val="20"/>
+          <w:lang w:val="en-US"/>
         </w:rPr>
         <w:t xml:space="preserve">t</w:t>
       </w:r>
@@ -4914,7 +5007,7 @@
     </w:p>
     <w:p>
       <w:pPr>
-        <w:pStyle w:val="946"/>
+        <w:pStyle w:val="948"/>
         <w:numPr>
           <w:ilvl w:val="0"/>
           <w:numId w:val="8"/>
@@ -4946,6 +5039,8 @@
       </w:r>
       <w:r>
         <w:rPr>
+          <w:b/>
+          <w:bCs/>
           <w:sz w:val="20"/>
           <w:szCs w:val="20"/>
         </w:rPr>
@@ -4963,7 +5058,16 @@
           <w:sz w:val="20"/>
           <w:szCs w:val="20"/>
         </w:rPr>
-        <w:t xml:space="preserve"> two display compositors</w:t>
+        <w:t xml:space="preserve"> </w:t>
+      </w:r>
+      <w:r>
+        <w:rPr>
+          <w:b/>
+          <w:bCs/>
+          <w:sz w:val="20"/>
+          <w:szCs w:val="20"/>
+        </w:rPr>
+        <w:t xml:space="preserve">two display compositors</w:t>
       </w:r>
       <w:r>
         <w:rPr>
@@ -4978,7 +5082,7 @@
           <w:szCs w:val="20"/>
           <w:lang w:val="en-US"/>
         </w:rPr>
-        <w:t xml:space="preserve">                           </w:t>
+        <w:t xml:space="preserve">    </w:t>
       </w:r>
       <w:r>
         <w:rPr>
@@ -4997,91 +5101,94 @@
     </w:p>
     <w:p>
       <w:pPr>
-        <w:pStyle w:val="943"/>
-        <w:pBdr/>
-        <w:spacing w:before="0" w:line="239" w:lineRule="exact"/>
+        <w:pStyle w:val="945"/>
+        <w:pBdr/>
+        <w:spacing w:before="130" w:beforeAutospacing="0" w:line="239" w:lineRule="exact"/>
         <w:ind w:firstLine="0" w:left="216"/>
+        <w:rPr>
+          <w:b w:val="0"/>
+          <w:bCs w:val="0"/>
+          <w:highlight w:val="none"/>
+          <w:lang w:val="en-US"/>
+          <w14:ligatures w14:val="none"/>
+        </w:rPr>
+      </w:pPr>
+      <w:r>
+        <w:rPr>
+          <w:b/>
+          <w:bCs/>
+          <w:u w:val="single"/>
+        </w:rPr>
+        <w:t xml:space="preserve">Certificates</w:t>
+      </w:r>
+      <w:r>
+        <w:rPr>
+          <w:b/>
+          <w:bCs/>
+          <w:lang w:val="en-US"/>
+        </w:rPr>
+        <w:t xml:space="preserve">: </w:t>
+      </w:r>
+      <w:r>
+        <w:rPr>
+          <w:b/>
+          <w:bCs/>
+        </w:rPr>
+        <w:t xml:space="preserve">NPTEL </w:t>
+      </w:r>
+      <w:r>
+        <w:t xml:space="preserve">- </w:t>
+      </w:r>
+      <w:r>
+        <w:t xml:space="preserve">Information Security 5</w:t>
+      </w:r>
+      <w:r>
+        <w:t xml:space="preserve"> , </w:t>
+      </w:r>
+      <w:r>
+        <w:rPr>
+          <w:b/>
+          <w:bCs/>
+        </w:rPr>
+        <w:t xml:space="preserve">NPTEL </w:t>
+      </w:r>
+      <w:r>
+        <w:t xml:space="preserve">– </w:t>
+      </w:r>
+      <w:r>
+        <w:t xml:space="preserve">DSA in Jav</w:t>
+      </w:r>
+      <w:r>
+        <w:rPr>
+          <w:b w:val="0"/>
+          <w:bCs w:val="0"/>
+          <w:lang w:val="en-US"/>
+        </w:rPr>
+        <w:t xml:space="preserve">a</w:t>
+      </w:r>
+      <w:r>
         <w:rPr>
           <w:b/>
           <w:bCs/>
           <w:highlight w:val="none"/>
           <w14:ligatures w14:val="none"/>
         </w:rPr>
-      </w:pPr>
-      <w:r>
-        <w:rPr>
-          <w:b/>
-          <w:bCs/>
-        </w:rPr>
-        <w:t xml:space="preserve">Certificates</w:t>
-      </w:r>
-      <w:r>
-        <w:rPr>
-          <w:b/>
-          <w:bCs/>
-          <w:lang w:val="en-US"/>
-        </w:rPr>
-        <w:t xml:space="preserve">: </w:t>
-      </w:r>
-      <w:r>
-        <w:rPr>
-          <w:b/>
-          <w:bCs/>
-        </w:rPr>
-        <w:t xml:space="preserve">NPTEL </w:t>
-      </w:r>
-      <w:r>
-        <w:t xml:space="preserve">- </w:t>
-      </w:r>
-      <w:r>
-        <w:t xml:space="preserve">Information Security 5</w:t>
-      </w:r>
-      <w:r>
-        <w:t xml:space="preserve"> , </w:t>
-      </w:r>
-      <w:r>
-        <w:rPr>
-          <w:b/>
-          <w:bCs/>
-        </w:rPr>
-        <w:t xml:space="preserve">NPTEL </w:t>
-      </w:r>
-      <w:r>
-        <w:t xml:space="preserve">– </w:t>
-      </w:r>
-      <w:r>
-        <w:t xml:space="preserve">DSA in Jav</w:t>
       </w:r>
       <w:r>
         <w:rPr>
           <w:b w:val="0"/>
           <w:bCs w:val="0"/>
+          <w:highlight w:val="none"/>
           <w:lang w:val="en-US"/>
-        </w:rPr>
-        <w:t xml:space="preserve">a</w:t>
-      </w:r>
-      <w:r>
-        <w:rPr>
-          <w:b/>
-          <w:bCs/>
-          <w:highlight w:val="none"/>
-          <w14:ligatures w14:val="none"/>
-        </w:rPr>
-      </w:r>
-      <w:r>
-        <w:rPr>
-          <w:b/>
-          <w:bCs/>
-          <w:highlight w:val="none"/>
           <w14:ligatures w14:val="none"/>
         </w:rPr>
       </w:r>
     </w:p>
     <w:p>
       <w:pPr>
-        <w:pStyle w:val="944"/>
-        <w:pBdr/>
-        <w:spacing w:before="130" w:beforeAutospacing="0" w:line="168" w:lineRule="auto"/>
+        <w:pStyle w:val="946"/>
+        <w:pBdr/>
+        <w:spacing w:before="158" w:beforeAutospacing="0" w:line="168" w:lineRule="auto"/>
         <w:ind/>
         <w:rPr/>
       </w:pPr>
@@ -5106,12 +5213,23 @@
     </w:p>
     <w:p>
       <w:pPr>
-        <w:pBdr/>
+        <w:pStyle w:val="948"/>
+        <w:numPr>
+          <w:ilvl w:val="0"/>
+          <w:numId w:val="1"/>
+        </w:numPr>
+        <w:pBdr>
+          <w:top w:val="none" w:color="000000" w:sz="4" w:space="0"/>
+          <w:left w:val="none" w:color="000000" w:sz="4" w:space="0"/>
+          <w:bottom w:val="none" w:color="000000" w:sz="4" w:space="0"/>
+          <w:right w:val="none" w:color="000000" w:sz="4" w:space="0"/>
+        </w:pBdr>
         <w:tabs>
-          <w:tab w:val="left" w:leader="none" w:pos="9101"/>
+          <w:tab w:val="left" w:leader="none" w:pos="695"/>
         </w:tabs>
-        <w:spacing w:before="84"/>
-        <w:ind w:right="0" w:firstLine="0" w:left="215"/>
+        <w:spacing w:after="0" w:before="101" w:beforeAutospacing="0" w:line="240" w:lineRule="auto"/>
+        <w:ind w:right="0" w:hanging="185" w:left="695"/>
+        <w:contextualSpacing w:val="false"/>
         <w:jc w:val="left"/>
         <w:rPr>
           <w:sz w:val="22"/>
@@ -5219,7 +5337,15 @@
         <w:rPr>
           <w:sz w:val="22"/>
         </w:rPr>
-        <w:t xml:space="preserve">                   Bengaluru,  India</w:t>
+        <w:t xml:space="preserve">                 </w:t>
+      </w:r>
+      <w:r>
+        <w:rPr>
+          <w:sz w:val="20"/>
+          <w:szCs w:val="20"/>
+          <w:lang w:val="en-US"/>
+        </w:rPr>
+        <w:t xml:space="preserve"> Bengaluru,  India</w:t>
       </w:r>
       <w:r>
         <w:rPr>
@@ -5234,12 +5360,22 @@
     </w:p>
     <w:p>
       <w:pPr>
-        <w:pBdr/>
+        <w:pStyle w:val="948"/>
+        <w:numPr>
+          <w:ilvl w:val="0"/>
+          <w:numId w:val="1"/>
+        </w:numPr>
+        <w:pBdr>
+          <w:top w:val="none" w:color="000000" w:sz="4" w:space="0"/>
+          <w:left w:val="none" w:color="000000" w:sz="4" w:space="0"/>
+          <w:bottom w:val="none" w:color="000000" w:sz="4" w:space="0"/>
+          <w:right w:val="none" w:color="000000" w:sz="4" w:space="0"/>
+        </w:pBdr>
         <w:tabs>
-          <w:tab w:val="left" w:leader="none" w:pos="8664"/>
+          <w:tab w:val="left" w:leader="none" w:pos="695"/>
         </w:tabs>
-        <w:spacing w:before="22"/>
-        <w:ind w:right="0" w:firstLine="0" w:left="216"/>
+        <w:spacing w:after="0" w:before="29" w:line="240" w:lineRule="auto"/>
+        <w:ind w:right="0" w:hanging="185" w:left="695"/>
         <w:jc w:val="left"/>
         <w:rPr>
           <w:i/>
@@ -5349,16 +5485,17 @@
       </w:r>
       <w:r>
         <w:rPr>
-          <w:i/>
-          <w:sz w:val="20"/>
-        </w:rPr>
-        <w:t xml:space="preserve">Dec. 2023 –</w:t>
-      </w:r>
-      <w:r>
-        <w:rPr>
-          <w:i/>
-          <w:spacing w:val="18"/>
-          <w:sz w:val="20"/>
+          <w:sz w:val="20"/>
+          <w:szCs w:val="20"/>
+          <w:lang w:val="en-US"/>
+        </w:rPr>
+        <w:t xml:space="preserve">                                                                          Dec. 2023 –</w:t>
+      </w:r>
+      <w:r>
+        <w:rPr>
+          <w:sz w:val="20"/>
+          <w:szCs w:val="20"/>
+          <w:lang w:val="en-US"/>
         </w:rPr>
         <w:t xml:space="preserve"> present</w:t>
       </w:r>
@@ -5377,12 +5514,22 @@
     </w:p>
     <w:p>
       <w:pPr>
-        <w:pBdr/>
+        <w:pStyle w:val="948"/>
+        <w:numPr>
+          <w:ilvl w:val="0"/>
+          <w:numId w:val="1"/>
+        </w:numPr>
+        <w:pBdr>
+          <w:top w:val="none" w:color="000000" w:sz="4" w:space="0"/>
+          <w:left w:val="none" w:color="000000" w:sz="4" w:space="0"/>
+          <w:bottom w:val="none" w:color="000000" w:sz="4" w:space="0"/>
+          <w:right w:val="none" w:color="000000" w:sz="4" w:space="0"/>
+        </w:pBdr>
         <w:tabs>
-          <w:tab w:val="left" w:leader="none" w:pos="9101"/>
+          <w:tab w:val="left" w:leader="none" w:pos="695"/>
         </w:tabs>
-        <w:spacing w:before="84"/>
-        <w:ind w:right="0" w:firstLine="0" w:left="215"/>
+        <w:spacing w:after="0" w:before="29" w:line="240" w:lineRule="auto"/>
+        <w:ind w:right="0" w:hanging="185" w:left="695"/>
         <w:jc w:val="left"/>
         <w:rPr>
           <w:sz w:val="22"/>
@@ -5418,7 +5565,15 @@
         <w:rPr>
           <w:sz w:val="22"/>
         </w:rPr>
-        <w:t xml:space="preserve">                  Bengaluru,  India</w:t>
+        <w:t xml:space="preserve">                 </w:t>
+      </w:r>
+      <w:r>
+        <w:rPr>
+          <w:sz w:val="20"/>
+          <w:szCs w:val="20"/>
+          <w:lang w:val="en-US"/>
+        </w:rPr>
+        <w:t xml:space="preserve"> Bengaluru,  India</w:t>
       </w:r>
       <w:r>
         <w:rPr>
@@ -5433,12 +5588,22 @@
     </w:p>
     <w:p>
       <w:pPr>
-        <w:pBdr/>
+        <w:pStyle w:val="948"/>
+        <w:numPr>
+          <w:ilvl w:val="0"/>
+          <w:numId w:val="1"/>
+        </w:numPr>
+        <w:pBdr>
+          <w:top w:val="none" w:color="000000" w:sz="4" w:space="0"/>
+          <w:left w:val="none" w:color="000000" w:sz="4" w:space="0"/>
+          <w:bottom w:val="none" w:color="000000" w:sz="4" w:space="0"/>
+          <w:right w:val="none" w:color="000000" w:sz="4" w:space="0"/>
+        </w:pBdr>
         <w:tabs>
-          <w:tab w:val="left" w:leader="none" w:pos="8664"/>
+          <w:tab w:val="left" w:leader="none" w:pos="695"/>
         </w:tabs>
-        <w:spacing w:before="22"/>
-        <w:ind w:right="0" w:firstLine="0" w:left="216"/>
+        <w:spacing w:after="0" w:before="29" w:line="240" w:lineRule="auto"/>
+        <w:ind w:right="0" w:hanging="185" w:left="695"/>
         <w:jc w:val="left"/>
         <w:rPr>
           <w:i/>
@@ -5460,58 +5625,69 @@
           <w:sz w:val="20"/>
         </w:rPr>
         <w:tab/>
+        <w:t xml:space="preserve">                                                                                       </w:t>
+      </w:r>
+      <w:r>
+        <w:rPr>
+          <w:sz w:val="20"/>
+          <w:szCs w:val="20"/>
+          <w:lang w:val="en-US"/>
+        </w:rPr>
         <w:t xml:space="preserve">Dec</w:t>
       </w:r>
       <w:r>
         <w:rPr>
-          <w:i/>
-          <w:sz w:val="20"/>
+          <w:sz w:val="20"/>
+          <w:szCs w:val="20"/>
+          <w:lang w:val="en-US"/>
         </w:rPr>
         <w:t xml:space="preserve">.</w:t>
       </w:r>
       <w:r>
         <w:rPr>
-          <w:i/>
-          <w:spacing w:val="37"/>
-          <w:sz w:val="20"/>
+          <w:sz w:val="20"/>
+          <w:szCs w:val="20"/>
+          <w:lang w:val="en-US"/>
         </w:rPr>
         <w:t xml:space="preserve"> </w:t>
       </w:r>
       <w:r>
         <w:rPr>
-          <w:i/>
-          <w:sz w:val="20"/>
+          <w:sz w:val="20"/>
+          <w:szCs w:val="20"/>
+          <w:lang w:val="en-US"/>
         </w:rPr>
         <w:t xml:space="preserve">2020</w:t>
       </w:r>
       <w:r>
         <w:rPr>
-          <w:i/>
-          <w:spacing w:val="18"/>
-          <w:sz w:val="20"/>
+          <w:sz w:val="20"/>
+          <w:szCs w:val="20"/>
+          <w:lang w:val="en-US"/>
         </w:rPr>
         <w:t xml:space="preserve"> </w:t>
       </w:r>
       <w:r>
         <w:rPr>
-          <w:i/>
-          <w:sz w:val="20"/>
+          <w:sz w:val="20"/>
+          <w:szCs w:val="20"/>
+          <w:lang w:val="en-US"/>
         </w:rPr>
         <w:t xml:space="preserve">–</w:t>
       </w:r>
       <w:r>
         <w:rPr>
-          <w:i/>
-          <w:spacing w:val="18"/>
-          <w:sz w:val="20"/>
+          <w:sz w:val="20"/>
+          <w:szCs w:val="20"/>
+          <w:lang w:val="en-US"/>
         </w:rPr>
         <w:t xml:space="preserve"> Apr. </w:t>
       </w:r>
       <w:r>
         <w:rPr>
-          <w:i/>
-          <w:spacing w:val="-4"/>
-          <w:sz w:val="20"/>
+          <w:sz w:val="20"/>
+          <w:szCs w:val="20"/>
+          <w:lang w:val="en-US"/>
         </w:rPr>
         <w:t xml:space="preserve">2023</w:t>
       </w:r>
@@ -5617,7 +5793,7 @@
       <w:pPr>
         <w:pBdr/>
         <w:spacing/>
-        <w:ind w:hanging="186" w:left="696"/>
+        <w:ind w:hanging="186" w:left="739"/>
       </w:pPr>
       <w:rPr>
         <w:rFonts w:hint="default" w:ascii="Arial" w:hAnsi="Arial" w:eastAsia="Arial" w:cs="Arial"/>
@@ -5635,7 +5811,7 @@
       <w:pPr>
         <w:pBdr/>
         <w:spacing/>
-        <w:ind w:hanging="186" w:left="1710"/>
+        <w:ind w:hanging="186" w:left="1753"/>
       </w:pPr>
       <w:rPr>
         <w:rFonts w:hint="default"/>
@@ -5652,7 +5828,7 @@
       <w:pPr>
         <w:pBdr/>
         <w:spacing/>
-        <w:ind w:hanging="186" w:left="2720"/>
+        <w:ind w:hanging="186" w:left="2763"/>
       </w:pPr>
       <w:rPr>
         <w:rFonts w:hint="default"/>
@@ -5669,7 +5845,7 @@
       <w:pPr>
         <w:pBdr/>
         <w:spacing/>
-        <w:ind w:hanging="186" w:left="3730"/>
+        <w:ind w:hanging="186" w:left="3773"/>
       </w:pPr>
       <w:rPr>
         <w:rFonts w:hint="default"/>
@@ -5686,7 +5862,7 @@
       <w:pPr>
         <w:pBdr/>
         <w:spacing/>
-        <w:ind w:hanging="186" w:left="4740"/>
+        <w:ind w:hanging="186" w:left="4783"/>
       </w:pPr>
       <w:rPr>
         <w:rFonts w:hint="default"/>
@@ -5703,7 +5879,7 @@
       <w:pPr>
         <w:pBdr/>
         <w:spacing/>
-        <w:ind w:hanging="186" w:left="5750"/>
+        <w:ind w:hanging="186" w:left="5793"/>
       </w:pPr>
       <w:rPr>
         <w:rFonts w:hint="default"/>
@@ -5720,7 +5896,7 @@
       <w:pPr>
         <w:pBdr/>
         <w:spacing/>
-        <w:ind w:hanging="186" w:left="6760"/>
+        <w:ind w:hanging="186" w:left="6803"/>
       </w:pPr>
       <w:rPr>
         <w:rFonts w:hint="default"/>
@@ -5737,7 +5913,7 @@
       <w:pPr>
         <w:pBdr/>
         <w:spacing/>
-        <w:ind w:hanging="186" w:left="7770"/>
+        <w:ind w:hanging="186" w:left="7813"/>
       </w:pPr>
       <w:rPr>
         <w:rFonts w:hint="default"/>
@@ -5754,7 +5930,7 @@
       <w:pPr>
         <w:pBdr/>
         <w:spacing/>
-        <w:ind w:hanging="186" w:left="8780"/>
+        <w:ind w:hanging="186" w:left="8823"/>
       </w:pPr>
       <w:rPr>
         <w:rFonts w:hint="default"/>
@@ -9487,6 +9663,162 @@
     </w:lvl>
   </w:abstractNum>
   <w:abstractNum w:abstractNumId="26">
+    <w:lvl w:ilvl="0">
+      <w:isLgl w:val="false"/>
+      <w:lvlJc w:val="left"/>
+      <w:lvlText w:val="•"/>
+      <w:numFmt w:val="bullet"/>
+      <w:pPr>
+        <w:pBdr/>
+        <w:spacing/>
+        <w:ind w:hanging="186" w:left="696"/>
+      </w:pPr>
+      <w:rPr>
+        <w:rFonts w:hint="default" w:ascii="Arial" w:hAnsi="Arial" w:eastAsia="Arial" w:cs="Arial"/>
+        <w:spacing w:val="0"/>
+        <w:lang w:val="en-US" w:eastAsia="en-US" w:bidi="ar-SA"/>
+      </w:rPr>
+      <w:start w:val="0"/>
+      <w:suff w:val="tab"/>
+    </w:lvl>
+    <w:lvl w:ilvl="1">
+      <w:isLgl w:val="false"/>
+      <w:lvlJc w:val="left"/>
+      <w:lvlText w:val="•"/>
+      <w:numFmt w:val="bullet"/>
+      <w:pPr>
+        <w:pBdr/>
+        <w:spacing/>
+        <w:ind w:hanging="186" w:left="1710"/>
+      </w:pPr>
+      <w:rPr>
+        <w:rFonts w:hint="default"/>
+        <w:lang w:val="en-US" w:eastAsia="en-US" w:bidi="ar-SA"/>
+      </w:rPr>
+      <w:start w:val="0"/>
+      <w:suff w:val="tab"/>
+    </w:lvl>
+    <w:lvl w:ilvl="2">
+      <w:isLgl w:val="false"/>
+      <w:lvlJc w:val="left"/>
+      <w:lvlText w:val="•"/>
+      <w:numFmt w:val="bullet"/>
+      <w:pPr>
+        <w:pBdr/>
+        <w:spacing/>
+        <w:ind w:hanging="186" w:left="2720"/>
+      </w:pPr>
+      <w:rPr>
+        <w:rFonts w:hint="default"/>
+        <w:lang w:val="en-US" w:eastAsia="en-US" w:bidi="ar-SA"/>
+      </w:rPr>
+      <w:start w:val="0"/>
+      <w:suff w:val="tab"/>
+    </w:lvl>
+    <w:lvl w:ilvl="3">
+      <w:isLgl w:val="false"/>
+      <w:lvlJc w:val="left"/>
+      <w:lvlText w:val="•"/>
+      <w:numFmt w:val="bullet"/>
+      <w:pPr>
+        <w:pBdr/>
+        <w:spacing/>
+        <w:ind w:hanging="186" w:left="3730"/>
+      </w:pPr>
+      <w:rPr>
+        <w:rFonts w:hint="default"/>
+        <w:lang w:val="en-US" w:eastAsia="en-US" w:bidi="ar-SA"/>
+      </w:rPr>
+      <w:start w:val="0"/>
+      <w:suff w:val="tab"/>
+    </w:lvl>
+    <w:lvl w:ilvl="4">
+      <w:isLgl w:val="false"/>
+      <w:lvlJc w:val="left"/>
+      <w:lvlText w:val="•"/>
+      <w:numFmt w:val="bullet"/>
+      <w:pPr>
+        <w:pBdr/>
+        <w:spacing/>
+        <w:ind w:hanging="186" w:left="4740"/>
+      </w:pPr>
+      <w:rPr>
+        <w:rFonts w:hint="default"/>
+        <w:lang w:val="en-US" w:eastAsia="en-US" w:bidi="ar-SA"/>
+      </w:rPr>
+      <w:start w:val="0"/>
+      <w:suff w:val="tab"/>
+    </w:lvl>
+    <w:lvl w:ilvl="5">
+      <w:isLgl w:val="false"/>
+      <w:lvlJc w:val="left"/>
+      <w:lvlText w:val="•"/>
+      <w:numFmt w:val="bullet"/>
+      <w:pPr>
+        <w:pBdr/>
+        <w:spacing/>
+        <w:ind w:hanging="186" w:left="5750"/>
+      </w:pPr>
+      <w:rPr>
+        <w:rFonts w:hint="default"/>
+        <w:lang w:val="en-US" w:eastAsia="en-US" w:bidi="ar-SA"/>
+      </w:rPr>
+      <w:start w:val="0"/>
+      <w:suff w:val="tab"/>
+    </w:lvl>
+    <w:lvl w:ilvl="6">
+      <w:isLgl w:val="false"/>
+      <w:lvlJc w:val="left"/>
+      <w:lvlText w:val="•"/>
+      <w:numFmt w:val="bullet"/>
+      <w:pPr>
+        <w:pBdr/>
+        <w:spacing/>
+        <w:ind w:hanging="186" w:left="6760"/>
+      </w:pPr>
+      <w:rPr>
+        <w:rFonts w:hint="default"/>
+        <w:lang w:val="en-US" w:eastAsia="en-US" w:bidi="ar-SA"/>
+      </w:rPr>
+      <w:start w:val="0"/>
+      <w:suff w:val="tab"/>
+    </w:lvl>
+    <w:lvl w:ilvl="7">
+      <w:isLgl w:val="false"/>
+      <w:lvlJc w:val="left"/>
+      <w:lvlText w:val="•"/>
+      <w:numFmt w:val="bullet"/>
+      <w:pPr>
+        <w:pBdr/>
+        <w:spacing/>
+        <w:ind w:hanging="186" w:left="7770"/>
+      </w:pPr>
+      <w:rPr>
+        <w:rFonts w:hint="default"/>
+        <w:lang w:val="en-US" w:eastAsia="en-US" w:bidi="ar-SA"/>
+      </w:rPr>
+      <w:start w:val="0"/>
+      <w:suff w:val="tab"/>
+    </w:lvl>
+    <w:lvl w:ilvl="8">
+      <w:isLgl w:val="false"/>
+      <w:lvlJc w:val="left"/>
+      <w:lvlText w:val="•"/>
+      <w:numFmt w:val="bullet"/>
+      <w:pPr>
+        <w:pBdr/>
+        <w:spacing/>
+        <w:ind w:hanging="186" w:left="8780"/>
+      </w:pPr>
+      <w:rPr>
+        <w:rFonts w:hint="default"/>
+        <w:lang w:val="en-US" w:eastAsia="en-US" w:bidi="ar-SA"/>
+      </w:rPr>
+      <w:start w:val="0"/>
+      <w:suff w:val="tab"/>
+    </w:lvl>
+  </w:abstractNum>
+  <w:abstractNum w:abstractNumId="27">
     <w:lvl w:ilvl="0">
       <w:isLgl w:val="false"/>
       <w:lvlJc w:val="left"/>
@@ -9722,6 +10054,9 @@
   </w:num>
   <w:num w:numId="27">
     <w:abstractNumId w:val="26"/>
+  </w:num>
+  <w:num w:numId="28">
+    <w:abstractNumId w:val="27"/>
   </w:num>
 </w:numbering>
 </file>
@@ -9885,7 +10220,7 @@
     <w:lsdException w:name="Bibliography" w:uiPriority="37"/>
     <w:lsdException w:name="TOC Heading" w:uiPriority="39" w:qFormat="1"/>
   </w:latentStyles>
-  <w:style w:type="table" w:styleId="755" w:default="1">
+  <w:style w:type="table" w:styleId="757" w:default="1">
     <w:name w:val="Normal Table"/>
     <w:uiPriority w:val="99"/>
     <w:semiHidden/>
@@ -10078,9 +10413,9 @@
       </w:tcPr>
     </w:tblStylePr>
   </w:style>
-  <w:style w:type="table" w:styleId="756">
+  <w:style w:type="table" w:styleId="758">
     <w:name w:val="Table Grid"/>
-    <w:basedOn w:val="755"/>
+    <w:basedOn w:val="757"/>
     <w:uiPriority w:val="59"/>
     <w:pPr>
       <w:pBdr/>
@@ -10277,9 +10612,9 @@
       </w:tcPr>
     </w:tblStylePr>
   </w:style>
-  <w:style w:type="table" w:styleId="757">
+  <w:style w:type="table" w:styleId="759">
     <w:name w:val="Table Grid Light"/>
-    <w:basedOn w:val="755"/>
+    <w:basedOn w:val="757"/>
     <w:uiPriority w:val="59"/>
     <w:pPr>
       <w:pBdr/>
@@ -10476,9 +10811,9 @@
       </w:tcPr>
     </w:tblStylePr>
   </w:style>
-  <w:style w:type="table" w:styleId="758">
+  <w:style w:type="table" w:styleId="760">
     <w:name w:val="Plain Table 1"/>
-    <w:basedOn w:val="755"/>
+    <w:basedOn w:val="757"/>
     <w:uiPriority w:val="59"/>
     <w:pPr>
       <w:pBdr/>
@@ -10701,9 +11036,9 @@
       </w:tcPr>
     </w:tblStylePr>
   </w:style>
-  <w:style w:type="table" w:styleId="759">
+  <w:style w:type="table" w:styleId="761">
     <w:name w:val="Plain Table 2"/>
-    <w:basedOn w:val="755"/>
+    <w:basedOn w:val="757"/>
     <w:uiPriority w:val="59"/>
     <w:pPr>
       <w:pBdr/>
@@ -10934,9 +11269,9 @@
       </w:tcPr>
     </w:tblStylePr>
   </w:style>
-  <w:style w:type="table" w:styleId="760">
+  <w:style w:type="table" w:styleId="762">
     <w:name w:val="Plain Table 3"/>
-    <w:basedOn w:val="755"/>
+    <w:basedOn w:val="757"/>
     <w:uiPriority w:val="99"/>
     <w:pPr>
       <w:pBdr/>
@@ -11164,9 +11499,9 @@
       </w:tcPr>
     </w:tblStylePr>
   </w:style>
-  <w:style w:type="table" w:styleId="761">
+  <w:style w:type="table" w:styleId="763">
     <w:name w:val="Plain Table 4"/>
-    <w:basedOn w:val="755"/>
+    <w:basedOn w:val="757"/>
     <w:uiPriority w:val="99"/>
     <w:pPr>
       <w:pBdr/>
@@ -11380,9 +11715,9 @@
       </w:tcPr>
     </w:tblStylePr>
   </w:style>
-  <w:style w:type="table" w:styleId="762">
+  <w:style w:type="table" w:styleId="764">
     <w:name w:val="Plain Table 5"/>
-    <w:basedOn w:val="755"/>
+    <w:basedOn w:val="757"/>
     <w:uiPriority w:val="99"/>
     <w:pPr>
       <w:pBdr/>
@@ -11613,9 +11948,9 @@
       </w:tcPr>
     </w:tblStylePr>
   </w:style>
-  <w:style w:type="table" w:styleId="763">
+  <w:style w:type="table" w:styleId="765">
     <w:name w:val="Grid Table 1 Light"/>
-    <w:basedOn w:val="755"/>
+    <w:basedOn w:val="757"/>
     <w:uiPriority w:val="99"/>
     <w:pPr>
       <w:pBdr/>
@@ -11836,9 +12171,9 @@
       </w:tcPr>
     </w:tblStylePr>
   </w:style>
-  <w:style w:type="table" w:styleId="764">
+  <w:style w:type="table" w:styleId="766">
     <w:name w:val="Grid Table 1 Light - Accent 1"/>
-    <w:basedOn w:val="755"/>
+    <w:basedOn w:val="757"/>
     <w:uiPriority w:val="99"/>
     <w:pPr>
       <w:pBdr/>
@@ -12059,9 +12394,9 @@
       </w:tcPr>
     </w:tblStylePr>
   </w:style>
-  <w:style w:type="table" w:styleId="765">
+  <w:style w:type="table" w:styleId="767">
     <w:name w:val="Grid Table 1 Light - Accent 2"/>
-    <w:basedOn w:val="755"/>
+    <w:basedOn w:val="757"/>
     <w:uiPriority w:val="99"/>
     <w:pPr>
       <w:pBdr/>
@@ -12282,9 +12617,9 @@
       </w:tcPr>
     </w:tblStylePr>
   </w:style>
-  <w:style w:type="table" w:styleId="766">
+  <w:style w:type="table" w:styleId="768">
     <w:name w:val="Grid Table 1 Light - Accent 3"/>
-    <w:basedOn w:val="755"/>
+    <w:basedOn w:val="757"/>
     <w:uiPriority w:val="99"/>
     <w:pPr>
       <w:pBdr/>
@@ -12505,9 +12840,9 @@
       </w:tcPr>
     </w:tblStylePr>
   </w:style>
-  <w:style w:type="table" w:styleId="767">
+  <w:style w:type="table" w:styleId="769">
     <w:name w:val="Grid Table 1 Light - Accent 4"/>
-    <w:basedOn w:val="755"/>
+    <w:basedOn w:val="757"/>
     <w:uiPriority w:val="99"/>
     <w:pPr>
       <w:pBdr/>
@@ -12728,9 +13063,9 @@
       </w:tcPr>
     </w:tblStylePr>
   </w:style>
-  <w:style w:type="table" w:styleId="768">
+  <w:style w:type="table" w:styleId="770">
     <w:name w:val="Grid Table 1 Light - Accent 5"/>
-    <w:basedOn w:val="755"/>
+    <w:basedOn w:val="757"/>
     <w:uiPriority w:val="99"/>
     <w:pPr>
       <w:pBdr/>
@@ -12951,9 +13286,9 @@
       </w:tcPr>
     </w:tblStylePr>
   </w:style>
-  <w:style w:type="table" w:styleId="769">
+  <w:style w:type="table" w:styleId="771">
     <w:name w:val="Grid Table 1 Light - Accent 6"/>
-    <w:basedOn w:val="755"/>
+    <w:basedOn w:val="757"/>
     <w:uiPriority w:val="99"/>
     <w:pPr>
       <w:pBdr/>
@@ -13174,9 +13509,9 @@
       </w:tcPr>
     </w:tblStylePr>
   </w:style>
-  <w:style w:type="table" w:styleId="770">
+  <w:style w:type="table" w:styleId="772">
     <w:name w:val="Grid Table 2"/>
-    <w:basedOn w:val="755"/>
+    <w:basedOn w:val="757"/>
     <w:uiPriority w:val="99"/>
     <w:pPr>
       <w:pBdr/>
@@ -13406,9 +13741,9 @@
       </w:tcPr>
     </w:tblStylePr>
   </w:style>
-  <w:style w:type="table" w:styleId="771">
+  <w:style w:type="table" w:styleId="773">
     <w:name w:val="Grid Table 2 - Accent 1"/>
-    <w:basedOn w:val="755"/>
+    <w:basedOn w:val="757"/>
     <w:uiPriority w:val="99"/>
     <w:pPr>
       <w:pBdr/>
@@ -13638,9 +13973,9 @@
       </w:tcPr>
     </w:tblStylePr>
   </w:style>
-  <w:style w:type="table" w:styleId="772">
+  <w:style w:type="table" w:styleId="774">
     <w:name w:val="Grid Table 2 - Accent 2"/>
-    <w:basedOn w:val="755"/>
+    <w:basedOn w:val="757"/>
     <w:uiPriority w:val="99"/>
     <w:pPr>
       <w:pBdr/>
@@ -13870,9 +14205,9 @@
       </w:tcPr>
     </w:tblStylePr>
   </w:style>
-  <w:style w:type="table" w:styleId="773">
+  <w:style w:type="table" w:styleId="775">
     <w:name w:val="Grid Table 2 - Accent 3"/>
-    <w:basedOn w:val="755"/>
+    <w:basedOn w:val="757"/>
     <w:uiPriority w:val="99"/>
     <w:pPr>
       <w:pBdr/>
@@ -14102,9 +14437,9 @@
       </w:tcPr>
     </w:tblStylePr>
   </w:style>
-  <w:style w:type="table" w:styleId="774">
+  <w:style w:type="table" w:styleId="776">
     <w:name w:val="Grid Table 2 - Accent 4"/>
-    <w:basedOn w:val="755"/>
+    <w:basedOn w:val="757"/>
     <w:uiPriority w:val="99"/>
     <w:pPr>
       <w:pBdr/>
@@ -14334,9 +14669,9 @@
       </w:tcPr>
     </w:tblStylePr>
   </w:style>
-  <w:style w:type="table" w:styleId="775">
+  <w:style w:type="table" w:styleId="777">
     <w:name w:val="Grid Table 2 - Accent 5"/>
-    <w:basedOn w:val="755"/>
+    <w:basedOn w:val="757"/>
     <w:uiPriority w:val="99"/>
     <w:pPr>
       <w:pBdr/>
@@ -14566,9 +14901,9 @@
       </w:tcPr>
     </w:tblStylePr>
   </w:style>
-  <w:style w:type="table" w:styleId="776">
+  <w:style w:type="table" w:styleId="778">
     <w:name w:val="Grid Table 2 - Accent 6"/>
-    <w:basedOn w:val="755"/>
+    <w:basedOn w:val="757"/>
     <w:uiPriority w:val="99"/>
     <w:pPr>
       <w:pBdr/>
@@ -14798,9 +15133,9 @@
       </w:tcPr>
     </w:tblStylePr>
   </w:style>
-  <w:style w:type="table" w:styleId="777">
+  <w:style w:type="table" w:styleId="779">
     <w:name w:val="Grid Table 3"/>
-    <w:basedOn w:val="755"/>
+    <w:basedOn w:val="757"/>
     <w:uiPriority w:val="99"/>
     <w:pPr>
       <w:pBdr/>
@@ -15043,9 +15378,9 @@
       </w:tcPr>
     </w:tblStylePr>
   </w:style>
-  <w:style w:type="table" w:styleId="778">
+  <w:style w:type="table" w:styleId="780">
     <w:name w:val="Grid Table 3 - Accent 1"/>
-    <w:basedOn w:val="755"/>
+    <w:basedOn w:val="757"/>
     <w:uiPriority w:val="99"/>
     <w:pPr>
       <w:pBdr/>
@@ -15288,9 +15623,9 @@
       </w:tcPr>
     </w:tblStylePr>
   </w:style>
-  <w:style w:type="table" w:styleId="779">
+  <w:style w:type="table" w:styleId="781">
     <w:name w:val="Grid Table 3 - Accent 2"/>
-    <w:basedOn w:val="755"/>
+    <w:basedOn w:val="757"/>
     <w:uiPriority w:val="99"/>
     <w:pPr>
       <w:pBdr/>
@@ -15533,9 +15868,9 @@
       </w:tcPr>
     </w:tblStylePr>
   </w:style>
-  <w:style w:type="table" w:styleId="780">
+  <w:style w:type="table" w:styleId="782">
     <w:name w:val="Grid Table 3 - Accent 3"/>
-    <w:basedOn w:val="755"/>
+    <w:basedOn w:val="757"/>
     <w:uiPriority w:val="99"/>
     <w:pPr>
       <w:pBdr/>
@@ -15778,9 +16113,9 @@
       </w:tcPr>
     </w:tblStylePr>
   </w:style>
-  <w:style w:type="table" w:styleId="781">
+  <w:style w:type="table" w:styleId="783">
     <w:name w:val="Grid Table 3 - Accent 4"/>
-    <w:basedOn w:val="755"/>
+    <w:basedOn w:val="757"/>
     <w:uiPriority w:val="99"/>
     <w:pPr>
       <w:pBdr/>
@@ -16023,9 +16358,9 @@
       </w:tcPr>
     </w:tblStylePr>
   </w:style>
-  <w:style w:type="table" w:styleId="782">
+  <w:style w:type="table" w:styleId="784">
     <w:name w:val="Grid Table 3 - Accent 5"/>
-    <w:basedOn w:val="755"/>
+    <w:basedOn w:val="757"/>
     <w:uiPriority w:val="99"/>
     <w:pPr>
       <w:pBdr/>
@@ -16268,9 +16603,9 @@
       </w:tcPr>
     </w:tblStylePr>
   </w:style>
-  <w:style w:type="table" w:styleId="783">
+  <w:style w:type="table" w:styleId="785">
     <w:name w:val="Grid Table 3 - Accent 6"/>
-    <w:basedOn w:val="755"/>
+    <w:basedOn w:val="757"/>
     <w:uiPriority w:val="99"/>
     <w:pPr>
       <w:pBdr/>
@@ -16513,9 +16848,9 @@
       </w:tcPr>
     </w:tblStylePr>
   </w:style>
-  <w:style w:type="table" w:styleId="784">
+  <w:style w:type="table" w:styleId="786">
     <w:name w:val="Grid Table 4"/>
-    <w:basedOn w:val="755"/>
+    <w:basedOn w:val="757"/>
     <w:uiPriority w:val="59"/>
     <w:pPr>
       <w:pBdr/>
@@ -16746,9 +17081,9 @@
       </w:tcPr>
     </w:tblStylePr>
   </w:style>
-  <w:style w:type="table" w:styleId="785">
+  <w:style w:type="table" w:styleId="787">
     <w:name w:val="Grid Table 4 - Accent 1"/>
-    <w:basedOn w:val="755"/>
+    <w:basedOn w:val="757"/>
     <w:uiPriority w:val="59"/>
     <w:pPr>
       <w:pBdr/>
@@ -16979,9 +17314,9 @@
       </w:tcPr>
     </w:tblStylePr>
   </w:style>
-  <w:style w:type="table" w:styleId="786">
+  <w:style w:type="table" w:styleId="788">
     <w:name w:val="Grid Table 4 - Accent 2"/>
-    <w:basedOn w:val="755"/>
+    <w:basedOn w:val="757"/>
     <w:uiPriority w:val="59"/>
     <w:pPr>
       <w:pBdr/>
@@ -17212,9 +17547,9 @@
       </w:tcPr>
     </w:tblStylePr>
   </w:style>
-  <w:style w:type="table" w:styleId="787">
+  <w:style w:type="table" w:styleId="789">
     <w:name w:val="Grid Table 4 - Accent 3"/>
-    <w:basedOn w:val="755"/>
+    <w:basedOn w:val="757"/>
     <w:uiPriority w:val="59"/>
     <w:pPr>
       <w:pBdr/>
@@ -17445,9 +17780,9 @@
       </w:tcPr>
     </w:tblStylePr>
   </w:style>
-  <w:style w:type="table" w:styleId="788">
+  <w:style w:type="table" w:styleId="790">
     <w:name w:val="Grid Table 4 - Accent 4"/>
-    <w:basedOn w:val="755"/>
+    <w:basedOn w:val="757"/>
     <w:uiPriority w:val="59"/>
     <w:pPr>
       <w:pBdr/>
@@ -17678,9 +18013,9 @@
       </w:tcPr>
     </w:tblStylePr>
   </w:style>
-  <w:style w:type="table" w:styleId="789">
+  <w:style w:type="table" w:styleId="791">
     <w:name w:val="Grid Table 4 - Accent 5"/>
-    <w:basedOn w:val="755"/>
+    <w:basedOn w:val="757"/>
     <w:uiPriority w:val="59"/>
     <w:pPr>
       <w:pBdr/>
@@ -17911,9 +18246,9 @@
       </w:tcPr>
     </w:tblStylePr>
   </w:style>
-  <w:style w:type="table" w:styleId="790">
+  <w:style w:type="table" w:styleId="792">
     <w:name w:val="Grid Table 4 - Accent 6"/>
-    <w:basedOn w:val="755"/>
+    <w:basedOn w:val="757"/>
     <w:uiPriority w:val="59"/>
     <w:pPr>
       <w:pBdr/>
@@ -18144,9 +18479,9 @@
       </w:tcPr>
     </w:tblStylePr>
   </w:style>
-  <w:style w:type="table" w:styleId="791">
+  <w:style w:type="table" w:styleId="793">
     <w:name w:val="Grid Table 5 Dark"/>
-    <w:basedOn w:val="755"/>
+    <w:basedOn w:val="757"/>
     <w:uiPriority w:val="99"/>
     <w:pPr>
       <w:pBdr/>
@@ -18372,9 +18707,9 @@
       </w:tcPr>
     </w:tblStylePr>
   </w:style>
-  <w:style w:type="table" w:styleId="792">
+  <w:style w:type="table" w:styleId="794">
     <w:name w:val="Grid Table 5 Dark- Accent 1"/>
-    <w:basedOn w:val="755"/>
+    <w:basedOn w:val="757"/>
     <w:uiPriority w:val="99"/>
     <w:pPr>
       <w:pBdr/>
@@ -18600,9 +18935,9 @@
       </w:tcPr>
     </w:tblStylePr>
   </w:style>
-  <w:style w:type="table" w:styleId="793">
+  <w:style w:type="table" w:styleId="795">
     <w:name w:val="Grid Table 5 Dark - Accent 2"/>
-    <w:basedOn w:val="755"/>
+    <w:basedOn w:val="757"/>
     <w:uiPriority w:val="99"/>
     <w:pPr>
       <w:pBdr/>
@@ -18828,9 +19163,9 @@
       </w:tcPr>
     </w:tblStylePr>
   </w:style>
-  <w:style w:type="table" w:styleId="794">
+  <w:style w:type="table" w:styleId="796">
     <w:name w:val="Grid Table 5 Dark - Accent 3"/>
-    <w:basedOn w:val="755"/>
+    <w:basedOn w:val="757"/>
     <w:uiPriority w:val="99"/>
     <w:pPr>
       <w:pBdr/>
@@ -19056,9 +19391,9 @@
       </w:tcPr>
     </w:tblStylePr>
   </w:style>
-  <w:style w:type="table" w:styleId="795">
+  <w:style w:type="table" w:styleId="797">
     <w:name w:val="Grid Table 5 Dark- Accent 4"/>
-    <w:basedOn w:val="755"/>
+    <w:basedOn w:val="757"/>
     <w:uiPriority w:val="99"/>
     <w:pPr>
       <w:pBdr/>
@@ -19284,9 +19619,9 @@
       </w:tcPr>
     </w:tblStylePr>
   </w:style>
-  <w:style w:type="table" w:styleId="796">
+  <w:style w:type="table" w:styleId="798">
     <w:name w:val="Grid Table 5 Dark - Accent 5"/>
-    <w:basedOn w:val="755"/>
+    <w:basedOn w:val="757"/>
     <w:uiPriority w:val="99"/>
     <w:pPr>
       <w:pBdr/>
@@ -19512,9 +19847,9 @@
       </w:tcPr>
     </w:tblStylePr>
   </w:style>
-  <w:style w:type="table" w:styleId="797">
+  <w:style w:type="table" w:styleId="799">
     <w:name w:val="Grid Table 5 Dark - Accent 6"/>
-    <w:basedOn w:val="755"/>
+    <w:basedOn w:val="757"/>
     <w:uiPriority w:val="99"/>
     <w:pPr>
       <w:pBdr/>
@@ -19740,9 +20075,9 @@
       </w:tcPr>
     </w:tblStylePr>
   </w:style>
-  <w:style w:type="table" w:styleId="798">
+  <w:style w:type="table" w:styleId="800">
     <w:name w:val="Grid Table 6 Colorful"/>
-    <w:basedOn w:val="755"/>
+    <w:basedOn w:val="757"/>
     <w:uiPriority w:val="99"/>
     <w:pPr>
       <w:pBdr/>
@@ -19970,9 +20305,9 @@
       </w:tcPr>
     </w:tblStylePr>
   </w:style>
-  <w:style w:type="table" w:styleId="799">
+  <w:style w:type="table" w:styleId="801">
     <w:name w:val="Grid Table 6 Colorful - Accent 1"/>
-    <w:basedOn w:val="755"/>
+    <w:basedOn w:val="757"/>
     <w:uiPriority w:val="99"/>
     <w:pPr>
       <w:pBdr/>
@@ -20200,9 +20535,9 @@
       </w:tcPr>
     </w:tblStylePr>
   </w:style>
-  <w:style w:type="table" w:styleId="800">
+  <w:style w:type="table" w:styleId="802">
     <w:name w:val="Grid Table 6 Colorful - Accent 2"/>
-    <w:basedOn w:val="755"/>
+    <w:basedOn w:val="757"/>
     <w:uiPriority w:val="99"/>
     <w:pPr>
       <w:pBdr/>
@@ -20430,9 +20765,9 @@
       </w:tcPr>
     </w:tblStylePr>
   </w:style>
-  <w:style w:type="table" w:styleId="801">
+  <w:style w:type="table" w:styleId="803">
     <w:name w:val="Grid Table 6 Colorful - Accent 3"/>
-    <w:basedOn w:val="755"/>
+    <w:basedOn w:val="757"/>
     <w:uiPriority w:val="99"/>
     <w:pPr>
       <w:pBdr/>
@@ -20660,9 +20995,9 @@
       </w:tcPr>
     </w:tblStylePr>
   </w:style>
-  <w:style w:type="table" w:styleId="802">
+  <w:style w:type="table" w:styleId="804">
     <w:name w:val="Grid Table 6 Colorful - Accent 4"/>
-    <w:basedOn w:val="755"/>
+    <w:basedOn w:val="757"/>
     <w:uiPriority w:val="99"/>
     <w:pPr>
       <w:pBdr/>
@@ -20890,9 +21225,9 @@
       </w:tcPr>
     </w:tblStylePr>
   </w:style>
-  <w:style w:type="table" w:styleId="803">
+  <w:style w:type="table" w:styleId="805">
     <w:name w:val="Grid Table 6 Colorful - Accent 5"/>
-    <w:basedOn w:val="755"/>
+    <w:basedOn w:val="757"/>
     <w:uiPriority w:val="99"/>
     <w:pPr>
       <w:pBdr/>
@@ -21120,9 +21455,9 @@
       </w:tcPr>
     </w:tblStylePr>
   </w:style>
-  <w:style w:type="table" w:styleId="804">
+  <w:style w:type="table" w:styleId="806">
     <w:name w:val="Grid Table 6 Colorful - Accent 6"/>
-    <w:basedOn w:val="755"/>
+    <w:basedOn w:val="757"/>
     <w:uiPriority w:val="99"/>
     <w:pPr>
       <w:pBdr/>
@@ -21350,9 +21685,9 @@
       </w:tcPr>
     </w:tblStylePr>
   </w:style>
-  <w:style w:type="table" w:styleId="805">
+  <w:style w:type="table" w:styleId="807">
     <w:name w:val="Grid Table 7 Colorful"/>
-    <w:basedOn w:val="755"/>
+    <w:basedOn w:val="757"/>
     <w:uiPriority w:val="99"/>
     <w:pPr>
       <w:pBdr/>
@@ -21604,9 +21939,9 @@
       </w:tcPr>
     </w:tblStylePr>
   </w:style>
-  <w:style w:type="table" w:styleId="806">
+  <w:style w:type="table" w:styleId="808">
     <w:name w:val="Grid Table 7 Colorful - Accent 1"/>
-    <w:basedOn w:val="755"/>
+    <w:basedOn w:val="757"/>
     <w:uiPriority w:val="99"/>
     <w:pPr>
       <w:pBdr/>
@@ -21858,9 +22193,9 @@
       </w:tcPr>
     </w:tblStylePr>
   </w:style>
-  <w:style w:type="table" w:styleId="807">
+  <w:style w:type="table" w:styleId="809">
     <w:name w:val="Grid Table 7 Colorful - Accent 2"/>
-    <w:basedOn w:val="755"/>
+    <w:basedOn w:val="757"/>
     <w:uiPriority w:val="99"/>
     <w:pPr>
       <w:pBdr/>
@@ -22112,9 +22447,9 @@
       </w:tcPr>
     </w:tblStylePr>
   </w:style>
-  <w:style w:type="table" w:styleId="808">
+  <w:style w:type="table" w:styleId="810">
     <w:name w:val="Grid Table 7 Colorful - Accent 3"/>
-    <w:basedOn w:val="755"/>
+    <w:basedOn w:val="757"/>
     <w:uiPriority w:val="99"/>
     <w:pPr>
       <w:pBdr/>
@@ -22366,9 +22701,9 @@
       </w:tcPr>
     </w:tblStylePr>
   </w:style>
-  <w:style w:type="table" w:styleId="809">
+  <w:style w:type="table" w:styleId="811">
     <w:name w:val="Grid Table 7 Colorful - Accent 4"/>
-    <w:basedOn w:val="755"/>
+    <w:basedOn w:val="757"/>
     <w:uiPriority w:val="99"/>
     <w:pPr>
       <w:pBdr/>
@@ -22620,9 +22955,9 @@
       </w:tcPr>
     </w:tblStylePr>
   </w:style>
-  <w:style w:type="table" w:styleId="810">
+  <w:style w:type="table" w:styleId="812">
     <w:name w:val="Grid Table 7 Colorful - Accent 5"/>
-    <w:basedOn w:val="755"/>
+    <w:basedOn w:val="757"/>
     <w:uiPriority w:val="99"/>
     <w:pPr>
       <w:pBdr/>
@@ -22874,9 +23209,9 @@
       </w:tcPr>
     </w:tblStylePr>
   </w:style>
-  <w:style w:type="table" w:styleId="811">
+  <w:style w:type="table" w:styleId="813">
     <w:name w:val="Grid Table 7 Colorful - Accent 6"/>
-    <w:basedOn w:val="755"/>
+    <w:basedOn w:val="757"/>
     <w:uiPriority w:val="99"/>
     <w:pPr>
       <w:pBdr/>
@@ -23128,9 +23463,9 @@
       </w:tcPr>
     </w:tblStylePr>
   </w:style>
-  <w:style w:type="table" w:styleId="812">
+  <w:style w:type="table" w:styleId="814">
     <w:name w:val="List Table 1 Light"/>
-    <w:basedOn w:val="755"/>
+    <w:basedOn w:val="757"/>
     <w:uiPriority w:val="99"/>
     <w:pPr>
       <w:pBdr/>
@@ -23344,9 +23679,9 @@
       </w:tcPr>
     </w:tblStylePr>
   </w:style>
-  <w:style w:type="table" w:styleId="813">
+  <w:style w:type="table" w:styleId="815">
     <w:name w:val="List Table 1 Light - Accent 1"/>
-    <w:basedOn w:val="755"/>
+    <w:basedOn w:val="757"/>
     <w:uiPriority w:val="99"/>
     <w:pPr>
       <w:pBdr/>
@@ -23560,9 +23895,9 @@
       </w:tcPr>
     </w:tblStylePr>
   </w:style>
-  <w:style w:type="table" w:styleId="814">
+  <w:style w:type="table" w:styleId="816">
     <w:name w:val="List Table 1 Light - Accent 2"/>
-    <w:basedOn w:val="755"/>
+    <w:basedOn w:val="757"/>
     <w:uiPriority w:val="99"/>
     <w:pPr>
       <w:pBdr/>
@@ -23776,9 +24111,9 @@
       </w:tcPr>
     </w:tblStylePr>
   </w:style>
-  <w:style w:type="table" w:styleId="815">
+  <w:style w:type="table" w:styleId="817">
     <w:name w:val="List Table 1 Light - Accent 3"/>
-    <w:basedOn w:val="755"/>
+    <w:basedOn w:val="757"/>
     <w:uiPriority w:val="99"/>
     <w:pPr>
       <w:pBdr/>
@@ -23992,9 +24327,9 @@
       </w:tcPr>
     </w:tblStylePr>
   </w:style>
-  <w:style w:type="table" w:styleId="816">
+  <w:style w:type="table" w:styleId="818">
     <w:name w:val="List Table 1 Light - Accent 4"/>
-    <w:basedOn w:val="755"/>
+    <w:basedOn w:val="757"/>
     <w:uiPriority w:val="99"/>
     <w:pPr>
       <w:pBdr/>
@@ -24208,9 +24543,9 @@
       </w:tcPr>
     </w:tblStylePr>
   </w:style>
-  <w:style w:type="table" w:styleId="817">
+  <w:style w:type="table" w:styleId="819">
     <w:name w:val="List Table 1 Light - Accent 5"/>
-    <w:basedOn w:val="755"/>
+    <w:basedOn w:val="757"/>
     <w:uiPriority w:val="99"/>
     <w:pPr>
       <w:pBdr/>
@@ -24424,9 +24759,9 @@
       </w:tcPr>
     </w:tblStylePr>
   </w:style>
-  <w:style w:type="table" w:styleId="818">
+  <w:style w:type="table" w:styleId="820">
     <w:name w:val="List Table 1 Light - Accent 6"/>
-    <w:basedOn w:val="755"/>
+    <w:basedOn w:val="757"/>
     <w:uiPriority w:val="99"/>
     <w:pPr>
       <w:pBdr/>
@@ -24640,9 +24975,9 @@
       </w:tcPr>
     </w:tblStylePr>
   </w:style>
-  <w:style w:type="table" w:styleId="819">
+  <w:style w:type="table" w:styleId="821">
     <w:name w:val="List Table 2"/>
-    <w:basedOn w:val="755"/>
+    <w:basedOn w:val="757"/>
     <w:uiPriority w:val="99"/>
     <w:pPr>
       <w:pBdr/>
@@ -24878,9 +25213,9 @@
       </w:tcPr>
     </w:tblStylePr>
   </w:style>
-  <w:style w:type="table" w:styleId="820">
+  <w:style w:type="table" w:styleId="822">
     <w:name w:val="List Table 2 - Accent 1"/>
-    <w:basedOn w:val="755"/>
+    <w:basedOn w:val="757"/>
     <w:uiPriority w:val="99"/>
     <w:pPr>
       <w:pBdr/>
@@ -25116,9 +25451,9 @@
       </w:tcPr>
     </w:tblStylePr>
   </w:style>
-  <w:style w:type="table" w:styleId="821">
+  <w:style w:type="table" w:styleId="823">
     <w:name w:val="List Table 2 - Accent 2"/>
-    <w:basedOn w:val="755"/>
+    <w:basedOn w:val="757"/>
     <w:uiPriority w:val="99"/>
     <w:pPr>
       <w:pBdr/>
@@ -25354,9 +25689,9 @@
       </w:tcPr>
     </w:tblStylePr>
   </w:style>
-  <w:style w:type="table" w:styleId="822">
+  <w:style w:type="table" w:styleId="824">
     <w:name w:val="List Table 2 - Accent 3"/>
-    <w:basedOn w:val="755"/>
+    <w:basedOn w:val="757"/>
     <w:uiPriority w:val="99"/>
     <w:pPr>
       <w:pBdr/>
@@ -25592,9 +25927,9 @@
       </w:tcPr>
     </w:tblStylePr>
   </w:style>
-  <w:style w:type="table" w:styleId="823">
+  <w:style w:type="table" w:styleId="825">
     <w:name w:val="List Table 2 - Accent 4"/>
-    <w:basedOn w:val="755"/>
+    <w:basedOn w:val="757"/>
     <w:uiPriority w:val="99"/>
     <w:pPr>
       <w:pBdr/>
@@ -25830,9 +26165,9 @@
       </w:tcPr>
     </w:tblStylePr>
   </w:style>
-  <w:style w:type="table" w:styleId="824">
+  <w:style w:type="table" w:styleId="826">
     <w:name w:val="List Table 2 - Accent 5"/>
-    <w:basedOn w:val="755"/>
+    <w:basedOn w:val="757"/>
     <w:uiPriority w:val="99"/>
     <w:pPr>
       <w:pBdr/>
@@ -26068,9 +26403,9 @@
       </w:tcPr>
     </w:tblStylePr>
   </w:style>
-  <w:style w:type="table" w:styleId="825">
+  <w:style w:type="table" w:styleId="827">
     <w:name w:val="List Table 2 - Accent 6"/>
-    <w:basedOn w:val="755"/>
+    <w:basedOn w:val="757"/>
     <w:uiPriority w:val="99"/>
     <w:pPr>
       <w:pBdr/>
@@ -26306,9 +26641,9 @@
       </w:tcPr>
     </w:tblStylePr>
   </w:style>
-  <w:style w:type="table" w:styleId="826">
+  <w:style w:type="table" w:styleId="828">
     <w:name w:val="List Table 3"/>
-    <w:basedOn w:val="755"/>
+    <w:basedOn w:val="757"/>
     <w:uiPriority w:val="99"/>
     <w:pPr>
       <w:pBdr/>
@@ -26534,9 +26869,9 @@
       </w:tcPr>
     </w:tblStylePr>
   </w:style>
-  <w:style w:type="table" w:styleId="827">
+  <w:style w:type="table" w:styleId="829">
     <w:name w:val="List Table 3 - Accent 1"/>
-    <w:basedOn w:val="755"/>
+    <w:basedOn w:val="757"/>
     <w:uiPriority w:val="99"/>
     <w:pPr>
       <w:pBdr/>
@@ -26762,9 +27097,9 @@
       </w:tcPr>
     </w:tblStylePr>
   </w:style>
-  <w:style w:type="table" w:styleId="828">
+  <w:style w:type="table" w:styleId="830">
     <w:name w:val="List Table 3 - Accent 2"/>
-    <w:basedOn w:val="755"/>
+    <w:basedOn w:val="757"/>
     <w:uiPriority w:val="99"/>
     <w:pPr>
       <w:pBdr/>
@@ -26990,9 +27325,9 @@
       </w:tcPr>
     </w:tblStylePr>
   </w:style>
-  <w:style w:type="table" w:styleId="829">
+  <w:style w:type="table" w:styleId="831">
     <w:name w:val="List Table 3 - Accent 3"/>
-    <w:basedOn w:val="755"/>
+    <w:basedOn w:val="757"/>
     <w:uiPriority w:val="99"/>
     <w:pPr>
       <w:pBdr/>
@@ -27218,9 +27553,9 @@
       </w:tcPr>
     </w:tblStylePr>
   </w:style>
-  <w:style w:type="table" w:styleId="830">
+  <w:style w:type="table" w:styleId="832">
     <w:name w:val="List Table 3 - Accent 4"/>
-    <w:basedOn w:val="755"/>
+    <w:basedOn w:val="757"/>
     <w:uiPriority w:val="99"/>
     <w:pPr>
       <w:pBdr/>
@@ -27446,9 +27781,9 @@
       </w:tcPr>
     </w:tblStylePr>
   </w:style>
-  <w:style w:type="table" w:styleId="831">
+  <w:style w:type="table" w:styleId="833">
     <w:name w:val="List Table 3 - Accent 5"/>
-    <w:basedOn w:val="755"/>
+    <w:basedOn w:val="757"/>
     <w:uiPriority w:val="99"/>
     <w:pPr>
       <w:pBdr/>
@@ -27674,9 +28009,9 @@
       </w:tcPr>
     </w:tblStylePr>
   </w:style>
-  <w:style w:type="table" w:styleId="832">
+  <w:style w:type="table" w:styleId="834">
     <w:name w:val="List Table 3 - Accent 6"/>
-    <w:basedOn w:val="755"/>
+    <w:basedOn w:val="757"/>
     <w:uiPriority w:val="99"/>
     <w:pPr>
       <w:pBdr/>
@@ -27902,9 +28237,9 @@
       </w:tcPr>
     </w:tblStylePr>
   </w:style>
-  <w:style w:type="table" w:styleId="833">
+  <w:style w:type="table" w:styleId="835">
     <w:name w:val="List Table 4"/>
-    <w:basedOn w:val="755"/>
+    <w:basedOn w:val="757"/>
     <w:uiPriority w:val="99"/>
     <w:pPr>
       <w:pBdr/>
@@ -28127,9 +28462,9 @@
       </w:tcPr>
     </w:tblStylePr>
   </w:style>
-  <w:style w:type="table" w:styleId="834">
+  <w:style w:type="table" w:styleId="836">
     <w:name w:val="List Table 4 - Accent 1"/>
-    <w:basedOn w:val="755"/>
+    <w:basedOn w:val="757"/>
     <w:uiPriority w:val="99"/>
     <w:pPr>
       <w:pBdr/>
@@ -28352,9 +28687,9 @@
       </w:tcPr>
     </w:tblStylePr>
   </w:style>
-  <w:style w:type="table" w:styleId="835">
+  <w:style w:type="table" w:styleId="837">
     <w:name w:val="List Table 4 - Accent 2"/>
-    <w:basedOn w:val="755"/>
+    <w:basedOn w:val="757"/>
     <w:uiPriority w:val="99"/>
     <w:pPr>
       <w:pBdr/>
@@ -28577,9 +28912,9 @@
       </w:tcPr>
     </w:tblStylePr>
   </w:style>
-  <w:style w:type="table" w:styleId="836">
+  <w:style w:type="table" w:styleId="838">
     <w:name w:val="List Table 4 - Accent 3"/>
-    <w:basedOn w:val="755"/>
+    <w:basedOn w:val="757"/>
     <w:uiPriority w:val="99"/>
     <w:pPr>
       <w:pBdr/>
@@ -28802,9 +29137,9 @@
       </w:tcPr>
     </w:tblStylePr>
   </w:style>
-  <w:style w:type="table" w:styleId="837">
+  <w:style w:type="table" w:styleId="839">
     <w:name w:val="List Table 4 - Accent 4"/>
-    <w:basedOn w:val="755"/>
+    <w:basedOn w:val="757"/>
     <w:uiPriority w:val="99"/>
     <w:pPr>
       <w:pBdr/>
@@ -29027,9 +29362,9 @@
       </w:tcPr>
     </w:tblStylePr>
   </w:style>
-  <w:style w:type="table" w:styleId="838">
+  <w:style w:type="table" w:styleId="840">
     <w:name w:val="List Table 4 - Accent 5"/>
-    <w:basedOn w:val="755"/>
+    <w:basedOn w:val="757"/>
     <w:uiPriority w:val="99"/>
     <w:pPr>
       <w:pBdr/>
@@ -29252,9 +29587,9 @@
       </w:tcPr>
     </w:tblStylePr>
   </w:style>
-  <w:style w:type="table" w:styleId="839">
+  <w:style w:type="table" w:styleId="841">
     <w:name w:val="List Table 4 - Accent 6"/>
-    <w:basedOn w:val="755"/>
+    <w:basedOn w:val="757"/>
     <w:uiPriority w:val="99"/>
     <w:pPr>
       <w:pBdr/>
@@ -29477,9 +29812,9 @@
       </w:tcPr>
     </w:tblStylePr>
   </w:style>
-  <w:style w:type="table" w:styleId="840">
+  <w:style w:type="table" w:styleId="842">
     <w:name w:val="List Table 5 Dark"/>
-    <w:basedOn w:val="755"/>
+    <w:basedOn w:val="757"/>
     <w:uiPriority w:val="99"/>
     <w:pPr>
       <w:pBdr/>
@@ -29719,9 +30054,9 @@
       </w:tcPr>
     </w:tblStylePr>
   </w:style>
-  <w:style w:type="table" w:styleId="841">
+  <w:style w:type="table" w:styleId="843">
     <w:name w:val="List Table 5 Dark - Accent 1"/>
-    <w:basedOn w:val="755"/>
+    <w:basedOn w:val="757"/>
     <w:uiPriority w:val="99"/>
     <w:pPr>
       <w:pBdr/>
@@ -29961,9 +30296,9 @@
       </w:tcPr>
     </w:tblStylePr>
   </w:style>
-  <w:style w:type="table" w:styleId="842">
+  <w:style w:type="table" w:styleId="844">
     <w:name w:val="List Table 5 Dark - Accent 2"/>
-    <w:basedOn w:val="755"/>
+    <w:basedOn w:val="757"/>
     <w:uiPriority w:val="99"/>
     <w:pPr>
       <w:pBdr/>
@@ -30203,9 +30538,9 @@
       </w:tcPr>
     </w:tblStylePr>
   </w:style>
-  <w:style w:type="table" w:styleId="843">
+  <w:style w:type="table" w:styleId="845">
     <w:name w:val="List Table 5 Dark - Accent 3"/>
-    <w:basedOn w:val="755"/>
+    <w:basedOn w:val="757"/>
     <w:uiPriority w:val="99"/>
     <w:pPr>
       <w:pBdr/>
@@ -30445,9 +30780,9 @@
       </w:tcPr>
     </w:tblStylePr>
   </w:style>
-  <w:style w:type="table" w:styleId="844">
+  <w:style w:type="table" w:styleId="846">
     <w:name w:val="List Table 5 Dark - Accent 4"/>
-    <w:basedOn w:val="755"/>
+    <w:basedOn w:val="757"/>
     <w:uiPriority w:val="99"/>
     <w:pPr>
       <w:pBdr/>
@@ -30687,9 +31022,9 @@
       </w:tcPr>
     </w:tblStylePr>
   </w:style>
-  <w:style w:type="table" w:styleId="845">
+  <w:style w:type="table" w:styleId="847">
     <w:name w:val="List Table 5 Dark - Accent 5"/>
-    <w:basedOn w:val="755"/>
+    <w:basedOn w:val="757"/>
     <w:uiPriority w:val="99"/>
     <w:pPr>
       <w:pBdr/>
@@ -30929,9 +31264,9 @@
       </w:tcPr>
     </w:tblStylePr>
   </w:style>
-  <w:style w:type="table" w:styleId="846">
+  <w:style w:type="table" w:styleId="848">
     <w:name w:val="List Table 5 Dark - Accent 6"/>
-    <w:basedOn w:val="755"/>
+    <w:basedOn w:val="757"/>
     <w:uiPriority w:val="99"/>
     <w:pPr>
       <w:pBdr/>
@@ -31171,9 +31506,9 @@
       </w:tcPr>
     </w:tblStylePr>
   </w:style>
-  <w:style w:type="table" w:styleId="847">
+  <w:style w:type="table" w:styleId="849">
     <w:name w:val="List Table 6 Colorful"/>
-    <w:basedOn w:val="755"/>
+    <w:basedOn w:val="757"/>
     <w:uiPriority w:val="99"/>
     <w:pPr>
       <w:pBdr/>
@@ -31394,9 +31729,9 @@
       </w:tcPr>
     </w:tblStylePr>
   </w:style>
-  <w:style w:type="table" w:styleId="848">
+  <w:style w:type="table" w:styleId="850">
     <w:name w:val="List Table 6 Colorful - Accent 1"/>
-    <w:basedOn w:val="755"/>
+    <w:basedOn w:val="757"/>
     <w:uiPriority w:val="99"/>
     <w:pPr>
       <w:pBdr/>
@@ -31617,9 +31952,9 @@
       </w:tcPr>
     </w:tblStylePr>
   </w:style>
-  <w:style w:type="table" w:styleId="849">
+  <w:style w:type="table" w:styleId="851">
     <w:name w:val="List Table 6 Colorful - Accent 2"/>
-    <w:basedOn w:val="755"/>
+    <w:basedOn w:val="757"/>
     <w:uiPriority w:val="99"/>
     <w:pPr>
       <w:pBdr/>
@@ -31840,9 +32175,9 @@
       </w:tcPr>
     </w:tblStylePr>
   </w:style>
-  <w:style w:type="table" w:styleId="850">
+  <w:style w:type="table" w:styleId="852">
     <w:name w:val="List Table 6 Colorful - Accent 3"/>
-    <w:basedOn w:val="755"/>
+    <w:basedOn w:val="757"/>
     <w:uiPriority w:val="99"/>
     <w:pPr>
       <w:pBdr/>
@@ -32063,9 +32398,9 @@
       </w:tcPr>
     </w:tblStylePr>
   </w:style>
-  <w:style w:type="table" w:styleId="851">
+  <w:style w:type="table" w:styleId="853">
     <w:name w:val="List Table 6 Colorful - Accent 4"/>
-    <w:basedOn w:val="755"/>
+    <w:basedOn w:val="757"/>
     <w:uiPriority w:val="99"/>
     <w:pPr>
       <w:pBdr/>
@@ -32286,9 +32621,9 @@
       </w:tcPr>
     </w:tblStylePr>
   </w:style>
-  <w:style w:type="table" w:styleId="852">
+  <w:style w:type="table" w:styleId="854">
     <w:name w:val="List Table 6 Colorful - Accent 5"/>
-    <w:basedOn w:val="755"/>
+    <w:basedOn w:val="757"/>
     <w:uiPriority w:val="99"/>
     <w:pPr>
       <w:pBdr/>
@@ -32509,9 +32844,9 @@
       </w:tcPr>
     </w:tblStylePr>
   </w:style>
-  <w:style w:type="table" w:styleId="853">
+  <w:style w:type="table" w:styleId="855">
     <w:name w:val="List Table 6 Colorful - Accent 6"/>
-    <w:basedOn w:val="755"/>
+    <w:basedOn w:val="757"/>
     <w:uiPriority w:val="99"/>
     <w:pPr>
       <w:pBdr/>
@@ -32732,9 +33067,9 @@
       </w:tcPr>
     </w:tblStylePr>
   </w:style>
-  <w:style w:type="table" w:styleId="854">
+  <w:style w:type="table" w:styleId="856">
     <w:name w:val="List Table 7 Colorful"/>
-    <w:basedOn w:val="755"/>
+    <w:basedOn w:val="757"/>
     <w:uiPriority w:val="99"/>
     <w:pPr>
       <w:pBdr/>
@@ -32988,9 +33323,9 @@
       </w:tcPr>
     </w:tblStylePr>
   </w:style>
-  <w:style w:type="table" w:styleId="855">
+  <w:style w:type="table" w:styleId="857">
     <w:name w:val="List Table 7 Colorful - Accent 1"/>
-    <w:basedOn w:val="755"/>
+    <w:basedOn w:val="757"/>
     <w:uiPriority w:val="99"/>
     <w:pPr>
       <w:pBdr/>
@@ -33244,9 +33579,9 @@
       </w:tcPr>
     </w:tblStylePr>
   </w:style>
-  <w:style w:type="table" w:styleId="856">
+  <w:style w:type="table" w:styleId="858">
     <w:name w:val="List Table 7 Colorful - Accent 2"/>
-    <w:basedOn w:val="755"/>
+    <w:basedOn w:val="757"/>
     <w:uiPriority w:val="99"/>
     <w:pPr>
       <w:pBdr/>
@@ -33500,9 +33835,9 @@
       </w:tcPr>
     </w:tblStylePr>
   </w:style>
-  <w:style w:type="table" w:styleId="857">
+  <w:style w:type="table" w:styleId="859">
     <w:name w:val="List Table 7 Colorful - Accent 3"/>
-    <w:basedOn w:val="755"/>
+    <w:basedOn w:val="757"/>
     <w:uiPriority w:val="99"/>
     <w:pPr>
       <w:pBdr/>
@@ -33756,9 +34091,9 @@
       </w:tcPr>
     </w:tblStylePr>
   </w:style>
-  <w:style w:type="table" w:styleId="858">
+  <w:style w:type="table" w:styleId="860">
     <w:name w:val="List Table 7 Colorful - Accent 4"/>
-    <w:basedOn w:val="755"/>
+    <w:basedOn w:val="757"/>
     <w:uiPriority w:val="99"/>
     <w:pPr>
       <w:pBdr/>
@@ -34012,9 +34347,9 @@
       </w:tcPr>
     </w:tblStylePr>
   </w:style>
-  <w:style w:type="table" w:styleId="859">
+  <w:style w:type="table" w:styleId="861">
     <w:name w:val="List Table 7 Colorful - Accent 5"/>
-    <w:basedOn w:val="755"/>
+    <w:basedOn w:val="757"/>
     <w:uiPriority w:val="99"/>
     <w:pPr>
       <w:pBdr/>
@@ -34268,9 +34603,9 @@
       </w:tcPr>
     </w:tblStylePr>
   </w:style>
-  <w:style w:type="table" w:styleId="860">
+  <w:style w:type="table" w:styleId="862">
     <w:name w:val="List Table 7 Colorful - Accent 6"/>
-    <w:basedOn w:val="755"/>
+    <w:basedOn w:val="757"/>
     <w:uiPriority w:val="99"/>
     <w:pPr>
       <w:pBdr/>
@@ -34524,9 +34859,9 @@
       </w:tcPr>
     </w:tblStylePr>
   </w:style>
-  <w:style w:type="table" w:styleId="861">
+  <w:style w:type="table" w:styleId="863">
     <w:name w:val="Lined - Accent"/>
-    <w:basedOn w:val="755"/>
+    <w:basedOn w:val="757"/>
     <w:uiPriority w:val="99"/>
     <w:pPr>
       <w:pBdr/>
@@ -34761,9 +35096,9 @@
       </w:tcPr>
     </w:tblStylePr>
   </w:style>
-  <w:style w:type="table" w:styleId="862">
+  <w:style w:type="table" w:styleId="864">
     <w:name w:val="Lined - Accent 1"/>
-    <w:basedOn w:val="755"/>
+    <w:basedOn w:val="757"/>
     <w:uiPriority w:val="99"/>
     <w:pPr>
       <w:pBdr/>
@@ -34998,9 +35333,9 @@
       </w:tcPr>
     </w:tblStylePr>
   </w:style>
-  <w:style w:type="table" w:styleId="863">
+  <w:style w:type="table" w:styleId="865">
     <w:name w:val="Lined - Accent 2"/>
-    <w:basedOn w:val="755"/>
+    <w:basedOn w:val="757"/>
     <w:uiPriority w:val="99"/>
     <w:pPr>
       <w:pBdr/>
@@ -35235,9 +35570,9 @@
       </w:tcPr>
     </w:tblStylePr>
   </w:style>
-  <w:style w:type="table" w:styleId="864">
+  <w:style w:type="table" w:styleId="866">
     <w:name w:val="Lined - Accent 3"/>
-    <w:basedOn w:val="755"/>
+    <w:basedOn w:val="757"/>
     <w:uiPriority w:val="99"/>
     <w:pPr>
       <w:pBdr/>
@@ -35472,9 +35807,9 @@
       </w:tcPr>
     </w:tblStylePr>
   </w:style>
-  <w:style w:type="table" w:styleId="865">
+  <w:style w:type="table" w:styleId="867">
     <w:name w:val="Lined - Accent 4"/>
-    <w:basedOn w:val="755"/>
+    <w:basedOn w:val="757"/>
     <w:uiPriority w:val="99"/>
     <w:pPr>
       <w:pBdr/>
@@ -35709,9 +36044,9 @@
       </w:tcPr>
     </w:tblStylePr>
   </w:style>
-  <w:style w:type="table" w:styleId="866">
+  <w:style w:type="table" w:styleId="868">
     <w:name w:val="Lined - Accent 5"/>
-    <w:basedOn w:val="755"/>
+    <w:basedOn w:val="757"/>
     <w:uiPriority w:val="99"/>
     <w:pPr>
       <w:pBdr/>
@@ -35946,9 +36281,9 @@
       </w:tcPr>
     </w:tblStylePr>
   </w:style>
-  <w:style w:type="table" w:styleId="867">
+  <w:style w:type="table" w:styleId="869">
     <w:name w:val="Lined - Accent 6"/>
-    <w:basedOn w:val="755"/>
+    <w:basedOn w:val="757"/>
     <w:uiPriority w:val="99"/>
     <w:pPr>
       <w:pBdr/>
@@ -36183,9 +36518,9 @@
       </w:tcPr>
     </w:tblStylePr>
   </w:style>
-  <w:style w:type="table" w:styleId="868">
+  <w:style w:type="table" w:styleId="870">
     <w:name w:val="Bordered &amp; Lined - Accent"/>
-    <w:basedOn w:val="755"/>
+    <w:basedOn w:val="757"/>
     <w:uiPriority w:val="99"/>
     <w:pPr>
       <w:pBdr/>
@@ -36427,9 +36762,9 @@
       </w:tcPr>
     </w:tblStylePr>
   </w:style>
-  <w:style w:type="table" w:styleId="869">
+  <w:style w:type="table" w:styleId="871">
     <w:name w:val="Bordered &amp; Lined - Accent 1"/>
-    <w:basedOn w:val="755"/>
+    <w:basedOn w:val="757"/>
     <w:uiPriority w:val="99"/>
     <w:pPr>
       <w:pBdr/>
@@ -36671,9 +37006,9 @@
       </w:tcPr>
     </w:tblStylePr>
   </w:style>
-  <w:style w:type="table" w:styleId="870">
+  <w:style w:type="table" w:styleId="872">
     <w:name w:val="Bordered &amp; Lined - Accent 2"/>
-    <w:basedOn w:val="755"/>
+    <w:basedOn w:val="757"/>
     <w:uiPriority w:val="99"/>
     <w:pPr>
       <w:pBdr/>
@@ -36915,9 +37250,9 @@
       </w:tcPr>
     </w:tblStylePr>
   </w:style>
-  <w:style w:type="table" w:styleId="871">
+  <w:style w:type="table" w:styleId="873">
     <w:name w:val="Bordered &amp; Lined - Accent 3"/>
-    <w:basedOn w:val="755"/>
+    <w:basedOn w:val="757"/>
     <w:uiPriority w:val="99"/>
     <w:pPr>
       <w:pBdr/>
@@ -37159,9 +37494,9 @@
       </w:tcPr>
     </w:tblStylePr>
   </w:style>
-  <w:style w:type="table" w:styleId="872">
+  <w:style w:type="table" w:styleId="874">
     <w:name w:val="Bordered &amp; Lined - Accent 4"/>
-    <w:basedOn w:val="755"/>
+    <w:basedOn w:val="757"/>
     <w:uiPriority w:val="99"/>
     <w:pPr>
       <w:pBdr/>
@@ -37403,9 +37738,9 @@
       </w:tcPr>
     </w:tblStylePr>
   </w:style>
-  <w:style w:type="table" w:styleId="873">
+  <w:style w:type="table" w:styleId="875">
     <w:name w:val="Bordered &amp; Lined - Accent 5"/>
-    <w:basedOn w:val="755"/>
+    <w:basedOn w:val="757"/>
     <w:uiPriority w:val="99"/>
     <w:pPr>
       <w:pBdr/>
@@ -37647,9 +37982,9 @@
       </w:tcPr>
     </w:tblStylePr>
   </w:style>
-  <w:style w:type="table" w:styleId="874">
+  <w:style w:type="table" w:styleId="876">
     <w:name w:val="Bordered &amp; Lined - Accent 6"/>
-    <w:basedOn w:val="755"/>
+    <w:basedOn w:val="757"/>
     <w:uiPriority w:val="99"/>
     <w:pPr>
       <w:pBdr/>
@@ -37891,9 +38226,9 @@
       </w:tcPr>
     </w:tblStylePr>
   </w:style>
-  <w:style w:type="table" w:styleId="875">
+  <w:style w:type="table" w:styleId="877">
     <w:name w:val="Bordered"/>
-    <w:basedOn w:val="755"/>
+    <w:basedOn w:val="757"/>
     <w:uiPriority w:val="99"/>
     <w:pPr>
       <w:pBdr/>
@@ -38122,9 +38457,9 @@
       </w:tcPr>
     </w:tblStylePr>
   </w:style>
-  <w:style w:type="table" w:styleId="876">
+  <w:style w:type="table" w:styleId="878">
     <w:name w:val="Bordered - Accent 1"/>
-    <w:basedOn w:val="755"/>
+    <w:basedOn w:val="757"/>
     <w:uiPriority w:val="99"/>
     <w:pPr>
       <w:pBdr/>
@@ -38353,9 +38688,9 @@
       </w:tcPr>
     </w:tblStylePr>
   </w:style>
-  <w:style w:type="table" w:styleId="877">
+  <w:style w:type="table" w:styleId="879">
     <w:name w:val="Bordered - Accent 2"/>
-    <w:basedOn w:val="755"/>
+    <w:basedOn w:val="757"/>
     <w:uiPriority w:val="99"/>
     <w:pPr>
       <w:pBdr/>
@@ -38584,9 +38919,9 @@
       </w:tcPr>
     </w:tblStylePr>
   </w:style>
-  <w:style w:type="table" w:styleId="878">
+  <w:style w:type="table" w:styleId="880">
     <w:name w:val="Bordered - Accent 3"/>
-    <w:basedOn w:val="755"/>
+    <w:basedOn w:val="757"/>
     <w:uiPriority w:val="99"/>
     <w:pPr>
       <w:pBdr/>
@@ -38815,9 +39150,9 @@
       </w:tcPr>
     </w:tblStylePr>
   </w:style>
-  <w:style w:type="table" w:styleId="879">
+  <w:style w:type="table" w:styleId="881">
     <w:name w:val="Bordered - Accent 4"/>
-    <w:basedOn w:val="755"/>
+    <w:basedOn w:val="757"/>
     <w:uiPriority w:val="99"/>
     <w:pPr>
       <w:pBdr/>
@@ -39046,9 +39381,9 @@
       </w:tcPr>
     </w:tblStylePr>
   </w:style>
-  <w:style w:type="table" w:styleId="880">
+  <w:style w:type="table" w:styleId="882">
     <w:name w:val="Bordered - Accent 5"/>
-    <w:basedOn w:val="755"/>
+    <w:basedOn w:val="757"/>
     <w:uiPriority w:val="99"/>
     <w:pPr>
       <w:pBdr/>
@@ -39277,9 +39612,9 @@
       </w:tcPr>
     </w:tblStylePr>
   </w:style>
-  <w:style w:type="table" w:styleId="881">
+  <w:style w:type="table" w:styleId="883">
     <w:name w:val="Bordered - Accent 6"/>
-    <w:basedOn w:val="755"/>
+    <w:basedOn w:val="757"/>
     <w:uiPriority w:val="99"/>
     <w:pPr>
       <w:pBdr/>
@@ -39508,11 +39843,11 @@
       </w:tcPr>
     </w:tblStylePr>
   </w:style>
-  <w:style w:type="paragraph" w:styleId="882">
+  <w:style w:type="paragraph" w:styleId="884">
     <w:name w:val="Heading 2"/>
-    <w:basedOn w:val="942"/>
-    <w:next w:val="942"/>
-    <w:link w:val="891"/>
+    <w:basedOn w:val="944"/>
+    <w:next w:val="944"/>
+    <w:link w:val="893"/>
     <w:uiPriority w:val="9"/>
     <w:unhideWhenUsed/>
     <w:qFormat/>
@@ -39531,11 +39866,11 @@
       <w:szCs w:val="32"/>
     </w:rPr>
   </w:style>
-  <w:style w:type="paragraph" w:styleId="883">
+  <w:style w:type="paragraph" w:styleId="885">
     <w:name w:val="Heading 3"/>
-    <w:basedOn w:val="942"/>
-    <w:next w:val="942"/>
-    <w:link w:val="892"/>
+    <w:basedOn w:val="944"/>
+    <w:next w:val="944"/>
+    <w:link w:val="894"/>
     <w:uiPriority w:val="9"/>
     <w:unhideWhenUsed/>
     <w:qFormat/>
@@ -39554,11 +39889,11 @@
       <w:szCs w:val="28"/>
     </w:rPr>
   </w:style>
-  <w:style w:type="paragraph" w:styleId="884">
+  <w:style w:type="paragraph" w:styleId="886">
     <w:name w:val="Heading 4"/>
-    <w:basedOn w:val="942"/>
-    <w:next w:val="942"/>
-    <w:link w:val="893"/>
+    <w:basedOn w:val="944"/>
+    <w:next w:val="944"/>
+    <w:link w:val="895"/>
     <w:uiPriority w:val="9"/>
     <w:unhideWhenUsed/>
     <w:qFormat/>
@@ -39577,11 +39912,11 @@
       <w:color w:val="0f4761" w:themeColor="accent1" w:themeShade="BF"/>
     </w:rPr>
   </w:style>
-  <w:style w:type="paragraph" w:styleId="885">
+  <w:style w:type="paragraph" w:styleId="887">
     <w:name w:val="Heading 5"/>
-    <w:basedOn w:val="942"/>
-    <w:next w:val="942"/>
-    <w:link w:val="894"/>
+    <w:basedOn w:val="944"/>
+    <w:next w:val="944"/>
+    <w:link w:val="896"/>
     <w:uiPriority w:val="9"/>
     <w:unhideWhenUsed/>
     <w:qFormat/>
@@ -39598,11 +39933,11 @@
       <w:color w:val="0f4761" w:themeColor="accent1" w:themeShade="BF"/>
     </w:rPr>
   </w:style>
-  <w:style w:type="paragraph" w:styleId="886">
+  <w:style w:type="paragraph" w:styleId="888">
     <w:name w:val="Heading 6"/>
-    <w:basedOn w:val="942"/>
-    <w:next w:val="942"/>
-    <w:link w:val="895"/>
+    <w:basedOn w:val="944"/>
+    <w:next w:val="944"/>
+    <w:link w:val="897"/>
     <w:uiPriority w:val="9"/>
     <w:unhideWhenUsed/>
     <w:qFormat/>
@@ -39621,11 +39956,11 @@
       <w:color w:val="595959" w:themeColor="text1" w:themeTint="A6"/>
     </w:rPr>
   </w:style>
-  <w:style w:type="paragraph" w:styleId="887">
+  <w:style w:type="paragraph" w:styleId="889">
     <w:name w:val="Heading 7"/>
-    <w:basedOn w:val="942"/>
-    <w:next w:val="942"/>
-    <w:link w:val="896"/>
+    <w:basedOn w:val="944"/>
+    <w:next w:val="944"/>
+    <w:link w:val="898"/>
     <w:uiPriority w:val="9"/>
     <w:unhideWhenUsed/>
     <w:qFormat/>
@@ -39642,11 +39977,11 @@
       <w:color w:val="595959" w:themeColor="text1" w:themeTint="A6"/>
     </w:rPr>
   </w:style>
-  <w:style w:type="paragraph" w:styleId="888">
+  <w:style w:type="paragraph" w:styleId="890">
     <w:name w:val="Heading 8"/>
-    <w:basedOn w:val="942"/>
-    <w:next w:val="942"/>
-    <w:link w:val="897"/>
+    <w:basedOn w:val="944"/>
+    <w:next w:val="944"/>
+    <w:link w:val="899"/>
     <w:uiPriority w:val="9"/>
     <w:unhideWhenUsed/>
     <w:qFormat/>
@@ -39665,11 +40000,11 @@
       <w:color w:val="272727" w:themeColor="text1" w:themeTint="D8"/>
     </w:rPr>
   </w:style>
-  <w:style w:type="paragraph" w:styleId="889">
+  <w:style w:type="paragraph" w:styleId="891">
     <w:name w:val="Heading 9"/>
-    <w:basedOn w:val="942"/>
-    <w:next w:val="942"/>
-    <w:link w:val="898"/>
+    <w:basedOn w:val="944"/>
+    <w:next w:val="944"/>
+    <w:link w:val="900"/>
     <w:uiPriority w:val="9"/>
     <w:unhideWhenUsed/>
     <w:qFormat/>
@@ -39688,10 +40023,10 @@
       <w:color w:val="272727" w:themeColor="text1" w:themeTint="D8"/>
     </w:rPr>
   </w:style>
-  <w:style w:type="character" w:styleId="890">
+  <w:style w:type="character" w:styleId="892">
     <w:name w:val="Heading 1 Char"/>
-    <w:basedOn w:val="939"/>
-    <w:link w:val="944"/>
+    <w:basedOn w:val="941"/>
+    <w:link w:val="946"/>
     <w:uiPriority w:val="9"/>
     <w:pPr>
       <w:pBdr/>
@@ -39705,10 +40040,10 @@
       <w:szCs w:val="40"/>
     </w:rPr>
   </w:style>
-  <w:style w:type="character" w:styleId="891">
+  <w:style w:type="character" w:styleId="893">
     <w:name w:val="Heading 2 Char"/>
-    <w:basedOn w:val="939"/>
-    <w:link w:val="882"/>
+    <w:basedOn w:val="941"/>
+    <w:link w:val="884"/>
     <w:uiPriority w:val="9"/>
     <w:pPr>
       <w:pBdr/>
@@ -39722,10 +40057,10 @@
       <w:szCs w:val="32"/>
     </w:rPr>
   </w:style>
-  <w:style w:type="character" w:styleId="892">
+  <w:style w:type="character" w:styleId="894">
     <w:name w:val="Heading 3 Char"/>
-    <w:basedOn w:val="939"/>
-    <w:link w:val="883"/>
+    <w:basedOn w:val="941"/>
+    <w:link w:val="885"/>
     <w:uiPriority w:val="9"/>
     <w:pPr>
       <w:pBdr/>
@@ -39739,10 +40074,10 @@
       <w:szCs w:val="28"/>
     </w:rPr>
   </w:style>
-  <w:style w:type="character" w:styleId="893">
+  <w:style w:type="character" w:styleId="895">
     <w:name w:val="Heading 4 Char"/>
-    <w:basedOn w:val="939"/>
-    <w:link w:val="884"/>
+    <w:basedOn w:val="941"/>
+    <w:link w:val="886"/>
     <w:uiPriority w:val="9"/>
     <w:pPr>
       <w:pBdr/>
@@ -39756,10 +40091,10 @@
       <w:color w:val="0f4761" w:themeColor="accent1" w:themeShade="BF"/>
     </w:rPr>
   </w:style>
-  <w:style w:type="character" w:styleId="894">
+  <w:style w:type="character" w:styleId="896">
     <w:name w:val="Heading 5 Char"/>
-    <w:basedOn w:val="939"/>
-    <w:link w:val="885"/>
+    <w:basedOn w:val="941"/>
+    <w:link w:val="887"/>
     <w:uiPriority w:val="9"/>
     <w:pPr>
       <w:pBdr/>
@@ -39771,10 +40106,10 @@
       <w:color w:val="0f4761" w:themeColor="accent1" w:themeShade="BF"/>
     </w:rPr>
   </w:style>
-  <w:style w:type="character" w:styleId="895">
+  <w:style w:type="character" w:styleId="897">
     <w:name w:val="Heading 6 Char"/>
-    <w:basedOn w:val="939"/>
-    <w:link w:val="886"/>
+    <w:basedOn w:val="941"/>
+    <w:link w:val="888"/>
     <w:uiPriority w:val="9"/>
     <w:pPr>
       <w:pBdr/>
@@ -39788,10 +40123,10 @@
       <w:color w:val="595959" w:themeColor="text1" w:themeTint="A6"/>
     </w:rPr>
   </w:style>
-  <w:style w:type="character" w:styleId="896">
+  <w:style w:type="character" w:styleId="898">
     <w:name w:val="Heading 7 Char"/>
-    <w:basedOn w:val="939"/>
-    <w:link w:val="887"/>
+    <w:basedOn w:val="941"/>
+    <w:link w:val="889"/>
     <w:uiPriority w:val="9"/>
     <w:pPr>
       <w:pBdr/>
@@ -39803,10 +40138,10 @@
       <w:color w:val="595959" w:themeColor="text1" w:themeTint="A6"/>
     </w:rPr>
   </w:style>
-  <w:style w:type="character" w:styleId="897">
+  <w:style w:type="character" w:styleId="899">
     <w:name w:val="Heading 8 Char"/>
-    <w:basedOn w:val="939"/>
-    <w:link w:val="888"/>
+    <w:basedOn w:val="941"/>
+    <w:link w:val="890"/>
     <w:uiPriority w:val="9"/>
     <w:pPr>
       <w:pBdr/>
@@ -39820,10 +40155,10 @@
       <w:color w:val="272727" w:themeColor="text1" w:themeTint="D8"/>
     </w:rPr>
   </w:style>
-  <w:style w:type="character" w:styleId="898">
+  <w:style w:type="character" w:styleId="900">
     <w:name w:val="Heading 9 Char"/>
-    <w:basedOn w:val="939"/>
-    <w:link w:val="889"/>
+    <w:basedOn w:val="941"/>
+    <w:link w:val="891"/>
     <w:uiPriority w:val="9"/>
     <w:pPr>
       <w:pBdr/>
@@ -39837,10 +40172,10 @@
       <w:color w:val="272727" w:themeColor="text1" w:themeTint="D8"/>
     </w:rPr>
   </w:style>
-  <w:style w:type="character" w:styleId="899">
+  <w:style w:type="character" w:styleId="901">
     <w:name w:val="Title Char"/>
-    <w:basedOn w:val="939"/>
-    <w:link w:val="945"/>
+    <w:basedOn w:val="941"/>
+    <w:link w:val="947"/>
     <w:uiPriority w:val="10"/>
     <w:pPr>
       <w:pBdr/>
@@ -39854,11 +40189,11 @@
       <w:szCs w:val="56"/>
     </w:rPr>
   </w:style>
-  <w:style w:type="paragraph" w:styleId="900">
+  <w:style w:type="paragraph" w:styleId="902">
     <w:name w:val="Subtitle"/>
-    <w:basedOn w:val="942"/>
-    <w:next w:val="942"/>
-    <w:link w:val="901"/>
+    <w:basedOn w:val="944"/>
+    <w:next w:val="944"/>
+    <w:link w:val="903"/>
     <w:uiPriority w:val="11"/>
     <w:qFormat/>
     <w:pPr>
@@ -39876,10 +40211,10 @@
       <w:szCs w:val="28"/>
     </w:rPr>
   </w:style>
-  <w:style w:type="character" w:styleId="901">
+  <w:style w:type="character" w:styleId="903">
     <w:name w:val="Subtitle Char"/>
-    <w:basedOn w:val="939"/>
-    <w:link w:val="900"/>
+    <w:basedOn w:val="941"/>
+    <w:link w:val="902"/>
     <w:uiPriority w:val="11"/>
     <w:pPr>
       <w:pBdr/>
@@ -39893,11 +40228,11 @@
       <w:szCs w:val="28"/>
     </w:rPr>
   </w:style>
-  <w:style w:type="paragraph" w:styleId="902">
+  <w:style w:type="paragraph" w:styleId="904">
     <w:name w:val="Quote"/>
-    <w:basedOn w:val="942"/>
-    <w:next w:val="942"/>
-    <w:link w:val="903"/>
+    <w:basedOn w:val="944"/>
+    <w:next w:val="944"/>
+    <w:link w:val="905"/>
     <w:uiPriority w:val="29"/>
     <w:qFormat/>
     <w:pPr>
@@ -39912,10 +40247,10 @@
       <w:color w:val="404040" w:themeColor="text1" w:themeTint="BF"/>
     </w:rPr>
   </w:style>
-  <w:style w:type="character" w:styleId="903">
+  <w:style w:type="character" w:styleId="905">
     <w:name w:val="Quote Char"/>
-    <w:basedOn w:val="939"/>
-    <w:link w:val="902"/>
+    <w:basedOn w:val="941"/>
+    <w:link w:val="904"/>
     <w:uiPriority w:val="29"/>
     <w:pPr>
       <w:pBdr/>
@@ -39928,9 +40263,9 @@
       <w:color w:val="404040" w:themeColor="text1" w:themeTint="BF"/>
     </w:rPr>
   </w:style>
-  <w:style w:type="character" w:styleId="904">
+  <w:style w:type="character" w:styleId="906">
     <w:name w:val="Intense Emphasis"/>
-    <w:basedOn w:val="939"/>
+    <w:basedOn w:val="941"/>
     <w:uiPriority w:val="21"/>
     <w:qFormat/>
     <w:pPr>
@@ -39944,11 +40279,11 @@
       <w:color w:val="0f4761" w:themeColor="accent1" w:themeShade="BF"/>
     </w:rPr>
   </w:style>
-  <w:style w:type="paragraph" w:styleId="905">
+  <w:style w:type="paragraph" w:styleId="907">
     <w:name w:val="Intense Quote"/>
-    <w:basedOn w:val="942"/>
-    <w:next w:val="942"/>
-    <w:link w:val="906"/>
+    <w:basedOn w:val="944"/>
+    <w:next w:val="944"/>
+    <w:link w:val="908"/>
     <w:uiPriority w:val="30"/>
     <w:qFormat/>
     <w:pPr>
@@ -39966,10 +40301,10 @@
       <w:color w:val="0f4761" w:themeColor="accent1" w:themeShade="BF"/>
     </w:rPr>
   </w:style>
-  <w:style w:type="character" w:styleId="906">
+  <w:style w:type="character" w:styleId="908">
     <w:name w:val="Intense Quote Char"/>
-    <w:basedOn w:val="939"/>
-    <w:link w:val="905"/>
+    <w:basedOn w:val="941"/>
+    <w:link w:val="907"/>
     <w:uiPriority w:val="30"/>
     <w:pPr>
       <w:pBdr/>
@@ -39982,9 +40317,9 @@
       <w:color w:val="0f4761" w:themeColor="accent1" w:themeShade="BF"/>
     </w:rPr>
   </w:style>
-  <w:style w:type="character" w:styleId="907">
+  <w:style w:type="character" w:styleId="909">
     <w:name w:val="Intense Reference"/>
-    <w:basedOn w:val="939"/>
+    <w:basedOn w:val="941"/>
     <w:uiPriority w:val="32"/>
     <w:qFormat/>
     <w:pPr>
@@ -40000,9 +40335,9 @@
       <w:spacing w:val="5"/>
     </w:rPr>
   </w:style>
-  <w:style w:type="paragraph" w:styleId="908">
+  <w:style w:type="paragraph" w:styleId="910">
     <w:name w:val="No Spacing"/>
-    <w:basedOn w:val="942"/>
+    <w:basedOn w:val="944"/>
     <w:uiPriority w:val="1"/>
     <w:qFormat/>
     <w:pPr>
@@ -40011,9 +40346,9 @@
       <w:ind/>
     </w:pPr>
   </w:style>
-  <w:style w:type="character" w:styleId="909">
+  <w:style w:type="character" w:styleId="911">
     <w:name w:val="Subtle Emphasis"/>
-    <w:basedOn w:val="939"/>
+    <w:basedOn w:val="941"/>
     <w:uiPriority w:val="19"/>
     <w:qFormat/>
     <w:pPr>
@@ -40027,9 +40362,9 @@
       <w:color w:val="404040" w:themeColor="text1" w:themeTint="BF"/>
     </w:rPr>
   </w:style>
-  <w:style w:type="character" w:styleId="910">
+  <w:style w:type="character" w:styleId="912">
     <w:name w:val="Emphasis"/>
-    <w:basedOn w:val="939"/>
+    <w:basedOn w:val="941"/>
     <w:uiPriority w:val="20"/>
     <w:qFormat/>
     <w:pPr>
@@ -40042,9 +40377,9 @@
       <w:iCs/>
     </w:rPr>
   </w:style>
-  <w:style w:type="character" w:styleId="911">
+  <w:style w:type="character" w:styleId="913">
     <w:name w:val="Strong"/>
-    <w:basedOn w:val="939"/>
+    <w:basedOn w:val="941"/>
     <w:uiPriority w:val="22"/>
     <w:qFormat/>
     <w:pPr>
@@ -40057,9 +40392,9 @@
       <w:bCs/>
     </w:rPr>
   </w:style>
-  <w:style w:type="character" w:styleId="912">
+  <w:style w:type="character" w:styleId="914">
     <w:name w:val="Subtle Reference"/>
-    <w:basedOn w:val="939"/>
+    <w:basedOn w:val="941"/>
     <w:uiPriority w:val="31"/>
     <w:qFormat/>
     <w:pPr>
@@ -40072,9 +40407,9 @@
       <w:color w:val="5a5a5a" w:themeColor="text1" w:themeTint="A5"/>
     </w:rPr>
   </w:style>
-  <w:style w:type="character" w:styleId="913">
+  <w:style w:type="character" w:styleId="915">
     <w:name w:val="Book Title"/>
-    <w:basedOn w:val="939"/>
+    <w:basedOn w:val="941"/>
     <w:uiPriority w:val="33"/>
     <w:qFormat/>
     <w:pPr>
@@ -40090,36 +40425,9 @@
       <w:spacing w:val="5"/>
     </w:rPr>
   </w:style>
-  <w:style w:type="paragraph" w:styleId="914">
+  <w:style w:type="paragraph" w:styleId="916">
     <w:name w:val="Header"/>
-    <w:basedOn w:val="942"/>
-    <w:link w:val="915"/>
-    <w:uiPriority w:val="99"/>
-    <w:unhideWhenUsed/>
-    <w:pPr>
-      <w:pBdr/>
-      <w:tabs>
-        <w:tab w:val="center" w:leader="none" w:pos="4844"/>
-        <w:tab w:val="right" w:leader="none" w:pos="9689"/>
-      </w:tabs>
-      <w:spacing w:after="0" w:line="240" w:lineRule="auto"/>
-      <w:ind/>
-    </w:pPr>
-  </w:style>
-  <w:style w:type="character" w:styleId="915">
-    <w:name w:val="Header Char"/>
-    <w:basedOn w:val="939"/>
-    <w:link w:val="914"/>
-    <w:uiPriority w:val="99"/>
-    <w:pPr>
-      <w:pBdr/>
-      <w:spacing/>
-      <w:ind/>
-    </w:pPr>
-  </w:style>
-  <w:style w:type="paragraph" w:styleId="916">
-    <w:name w:val="Footer"/>
-    <w:basedOn w:val="942"/>
+    <w:basedOn w:val="944"/>
     <w:link w:val="917"/>
     <w:uiPriority w:val="99"/>
     <w:unhideWhenUsed/>
@@ -40134,8 +40442,8 @@
     </w:pPr>
   </w:style>
   <w:style w:type="character" w:styleId="917">
-    <w:name w:val="Footer Char"/>
-    <w:basedOn w:val="939"/>
+    <w:name w:val="Header Char"/>
+    <w:basedOn w:val="941"/>
     <w:link w:val="916"/>
     <w:uiPriority w:val="99"/>
     <w:pPr>
@@ -40145,9 +40453,36 @@
     </w:pPr>
   </w:style>
   <w:style w:type="paragraph" w:styleId="918">
+    <w:name w:val="Footer"/>
+    <w:basedOn w:val="944"/>
+    <w:link w:val="919"/>
+    <w:uiPriority w:val="99"/>
+    <w:unhideWhenUsed/>
+    <w:pPr>
+      <w:pBdr/>
+      <w:tabs>
+        <w:tab w:val="center" w:leader="none" w:pos="4844"/>
+        <w:tab w:val="right" w:leader="none" w:pos="9689"/>
+      </w:tabs>
+      <w:spacing w:after="0" w:line="240" w:lineRule="auto"/>
+      <w:ind/>
+    </w:pPr>
+  </w:style>
+  <w:style w:type="character" w:styleId="919">
+    <w:name w:val="Footer Char"/>
+    <w:basedOn w:val="941"/>
+    <w:link w:val="918"/>
+    <w:uiPriority w:val="99"/>
+    <w:pPr>
+      <w:pBdr/>
+      <w:spacing/>
+      <w:ind/>
+    </w:pPr>
+  </w:style>
+  <w:style w:type="paragraph" w:styleId="920">
     <w:name w:val="Caption"/>
-    <w:basedOn w:val="942"/>
-    <w:next w:val="942"/>
+    <w:basedOn w:val="944"/>
+    <w:next w:val="944"/>
     <w:uiPriority w:val="35"/>
     <w:unhideWhenUsed/>
     <w:qFormat/>
@@ -40164,10 +40499,10 @@
       <w:szCs w:val="18"/>
     </w:rPr>
   </w:style>
-  <w:style w:type="paragraph" w:styleId="919">
+  <w:style w:type="paragraph" w:styleId="921">
     <w:name w:val="footnote text"/>
-    <w:basedOn w:val="942"/>
-    <w:link w:val="920"/>
+    <w:basedOn w:val="944"/>
+    <w:link w:val="922"/>
     <w:uiPriority w:val="99"/>
     <w:semiHidden/>
     <w:unhideWhenUsed/>
@@ -40181,10 +40516,10 @@
       <w:szCs w:val="20"/>
     </w:rPr>
   </w:style>
-  <w:style w:type="character" w:styleId="920">
+  <w:style w:type="character" w:styleId="922">
     <w:name w:val="Footnote Text Char"/>
-    <w:basedOn w:val="939"/>
-    <w:link w:val="919"/>
+    <w:basedOn w:val="941"/>
+    <w:link w:val="921"/>
     <w:uiPriority w:val="99"/>
     <w:semiHidden/>
     <w:pPr>
@@ -40197,9 +40532,9 @@
       <w:szCs w:val="20"/>
     </w:rPr>
   </w:style>
-  <w:style w:type="character" w:styleId="921">
+  <w:style w:type="character" w:styleId="923">
     <w:name w:val="footnote reference"/>
-    <w:basedOn w:val="939"/>
+    <w:basedOn w:val="941"/>
     <w:uiPriority w:val="99"/>
     <w:semiHidden/>
     <w:unhideWhenUsed/>
@@ -40212,10 +40547,10 @@
       <w:vertAlign w:val="superscript"/>
     </w:rPr>
   </w:style>
-  <w:style w:type="paragraph" w:styleId="922">
+  <w:style w:type="paragraph" w:styleId="924">
     <w:name w:val="endnote text"/>
-    <w:basedOn w:val="942"/>
-    <w:link w:val="923"/>
+    <w:basedOn w:val="944"/>
+    <w:link w:val="925"/>
     <w:uiPriority w:val="99"/>
     <w:semiHidden/>
     <w:unhideWhenUsed/>
@@ -40229,10 +40564,10 @@
       <w:szCs w:val="20"/>
     </w:rPr>
   </w:style>
-  <w:style w:type="character" w:styleId="923">
+  <w:style w:type="character" w:styleId="925">
     <w:name w:val="Endnote Text Char"/>
-    <w:basedOn w:val="939"/>
-    <w:link w:val="922"/>
+    <w:basedOn w:val="941"/>
+    <w:link w:val="924"/>
     <w:uiPriority w:val="99"/>
     <w:semiHidden/>
     <w:pPr>
@@ -40245,9 +40580,9 @@
       <w:szCs w:val="20"/>
     </w:rPr>
   </w:style>
-  <w:style w:type="character" w:styleId="924">
+  <w:style w:type="character" w:styleId="926">
     <w:name w:val="endnote reference"/>
-    <w:basedOn w:val="939"/>
+    <w:basedOn w:val="941"/>
     <w:uiPriority w:val="99"/>
     <w:semiHidden/>
     <w:unhideWhenUsed/>
@@ -40260,9 +40595,9 @@
       <w:vertAlign w:val="superscript"/>
     </w:rPr>
   </w:style>
-  <w:style w:type="character" w:styleId="925">
+  <w:style w:type="character" w:styleId="927">
     <w:name w:val="Hyperlink"/>
-    <w:basedOn w:val="939"/>
+    <w:basedOn w:val="941"/>
     <w:uiPriority w:val="99"/>
     <w:unhideWhenUsed/>
     <w:pPr>
@@ -40275,9 +40610,9 @@
       <w:u w:val="single"/>
     </w:rPr>
   </w:style>
-  <w:style w:type="character" w:styleId="926">
+  <w:style w:type="character" w:styleId="928">
     <w:name w:val="FollowedHyperlink"/>
-    <w:basedOn w:val="939"/>
+    <w:basedOn w:val="941"/>
     <w:uiPriority w:val="99"/>
     <w:semiHidden/>
     <w:unhideWhenUsed/>
@@ -40291,10 +40626,10 @@
       <w:u w:val="single"/>
     </w:rPr>
   </w:style>
-  <w:style w:type="paragraph" w:styleId="927">
+  <w:style w:type="paragraph" w:styleId="929">
     <w:name w:val="toc 1"/>
-    <w:basedOn w:val="942"/>
-    <w:next w:val="942"/>
+    <w:basedOn w:val="944"/>
+    <w:next w:val="944"/>
     <w:uiPriority w:val="39"/>
     <w:unhideWhenUsed/>
     <w:pPr>
@@ -40303,10 +40638,10 @@
       <w:ind/>
     </w:pPr>
   </w:style>
-  <w:style w:type="paragraph" w:styleId="928">
+  <w:style w:type="paragraph" w:styleId="930">
     <w:name w:val="toc 2"/>
-    <w:basedOn w:val="942"/>
-    <w:next w:val="942"/>
+    <w:basedOn w:val="944"/>
+    <w:next w:val="944"/>
     <w:uiPriority w:val="39"/>
     <w:unhideWhenUsed/>
     <w:pPr>
@@ -40315,10 +40650,10 @@
       <w:ind w:left="220"/>
     </w:pPr>
   </w:style>
-  <w:style w:type="paragraph" w:styleId="929">
+  <w:style w:type="paragraph" w:styleId="931">
     <w:name w:val="toc 3"/>
-    <w:basedOn w:val="942"/>
-    <w:next w:val="942"/>
+    <w:basedOn w:val="944"/>
+    <w:next w:val="944"/>
     <w:uiPriority w:val="39"/>
     <w:unhideWhenUsed/>
     <w:pPr>
@@ -40327,10 +40662,10 @@
       <w:ind w:left="440"/>
     </w:pPr>
   </w:style>
-  <w:style w:type="paragraph" w:styleId="930">
+  <w:style w:type="paragraph" w:styleId="932">
     <w:name w:val="toc 4"/>
-    <w:basedOn w:val="942"/>
-    <w:next w:val="942"/>
+    <w:basedOn w:val="944"/>
+    <w:next w:val="944"/>
     <w:uiPriority w:val="39"/>
     <w:unhideWhenUsed/>
     <w:pPr>
@@ -40339,10 +40674,10 @@
       <w:ind w:left="660"/>
     </w:pPr>
   </w:style>
-  <w:style w:type="paragraph" w:styleId="931">
+  <w:style w:type="paragraph" w:styleId="933">
     <w:name w:val="toc 5"/>
-    <w:basedOn w:val="942"/>
-    <w:next w:val="942"/>
+    <w:basedOn w:val="944"/>
+    <w:next w:val="944"/>
     <w:uiPriority w:val="39"/>
     <w:unhideWhenUsed/>
     <w:pPr>
@@ -40351,10 +40686,10 @@
       <w:ind w:left="880"/>
     </w:pPr>
   </w:style>
-  <w:style w:type="paragraph" w:styleId="932">
+  <w:style w:type="paragraph" w:styleId="934">
     <w:name w:val="toc 6"/>
-    <w:basedOn w:val="942"/>
-    <w:next w:val="942"/>
+    <w:basedOn w:val="944"/>
+    <w:next w:val="944"/>
     <w:uiPriority w:val="39"/>
     <w:unhideWhenUsed/>
     <w:pPr>
@@ -40363,10 +40698,10 @@
       <w:ind w:left="1100"/>
     </w:pPr>
   </w:style>
-  <w:style w:type="paragraph" w:styleId="933">
+  <w:style w:type="paragraph" w:styleId="935">
     <w:name w:val="toc 7"/>
-    <w:basedOn w:val="942"/>
-    <w:next w:val="942"/>
+    <w:basedOn w:val="944"/>
+    <w:next w:val="944"/>
     <w:uiPriority w:val="39"/>
     <w:unhideWhenUsed/>
     <w:pPr>
@@ -40375,10 +40710,10 @@
       <w:ind w:left="1320"/>
     </w:pPr>
   </w:style>
-  <w:style w:type="paragraph" w:styleId="934">
+  <w:style w:type="paragraph" w:styleId="936">
     <w:name w:val="toc 8"/>
-    <w:basedOn w:val="942"/>
-    <w:next w:val="942"/>
+    <w:basedOn w:val="944"/>
+    <w:next w:val="944"/>
     <w:uiPriority w:val="39"/>
     <w:unhideWhenUsed/>
     <w:pPr>
@@ -40387,10 +40722,10 @@
       <w:ind w:left="1540"/>
     </w:pPr>
   </w:style>
-  <w:style w:type="paragraph" w:styleId="935">
+  <w:style w:type="paragraph" w:styleId="937">
     <w:name w:val="toc 9"/>
-    <w:basedOn w:val="942"/>
-    <w:next w:val="942"/>
+    <w:basedOn w:val="944"/>
+    <w:next w:val="944"/>
     <w:uiPriority w:val="39"/>
     <w:unhideWhenUsed/>
     <w:pPr>
@@ -40399,9 +40734,9 @@
       <w:ind w:left="1760"/>
     </w:pPr>
   </w:style>
-  <w:style w:type="character" w:styleId="936">
+  <w:style w:type="character" w:styleId="938">
     <w:name w:val="Placeholder Text"/>
-    <w:basedOn w:val="939"/>
+    <w:basedOn w:val="941"/>
     <w:uiPriority w:val="99"/>
     <w:semiHidden/>
     <w:pPr>
@@ -40413,7 +40748,7 @@
       <w:color w:val="666666"/>
     </w:rPr>
   </w:style>
-  <w:style w:type="paragraph" w:styleId="937">
+  <w:style w:type="paragraph" w:styleId="939">
     <w:name w:val="TOC Heading"/>
     <w:uiPriority w:val="39"/>
     <w:unhideWhenUsed/>
@@ -40423,10 +40758,10 @@
       <w:ind/>
     </w:pPr>
   </w:style>
-  <w:style w:type="paragraph" w:styleId="938">
+  <w:style w:type="paragraph" w:styleId="940">
     <w:name w:val="table of figures"/>
-    <w:basedOn w:val="942"/>
-    <w:next w:val="942"/>
+    <w:basedOn w:val="944"/>
+    <w:next w:val="944"/>
     <w:uiPriority w:val="99"/>
     <w:unhideWhenUsed/>
     <w:pPr>
@@ -40435,7 +40770,7 @@
       <w:ind/>
     </w:pPr>
   </w:style>
-  <w:style w:type="character" w:styleId="939" w:default="1">
+  <w:style w:type="character" w:styleId="941" w:default="1">
     <w:name w:val="Default Paragraph Font"/>
     <w:uiPriority w:val="1"/>
     <w:semiHidden/>
@@ -40446,7 +40781,7 @@
       <w:ind/>
     </w:pPr>
   </w:style>
-  <w:style w:type="table" w:styleId="940">
+  <w:style w:type="table" w:styleId="942">
     <w:name w:val="Table Normal"/>
     <w:uiPriority w:val="2"/>
     <w:semiHidden/>
@@ -40640,7 +40975,7 @@
       </w:tcPr>
     </w:tblStylePr>
   </w:style>
-  <w:style w:type="numbering" w:styleId="941" w:default="1">
+  <w:style w:type="numbering" w:styleId="943" w:default="1">
     <w:name w:val="No List"/>
     <w:uiPriority w:val="99"/>
     <w:semiHidden/>
@@ -40651,7 +40986,7 @@
       <w:ind/>
     </w:pPr>
   </w:style>
-  <w:style w:type="paragraph" w:styleId="942" w:default="1">
+  <w:style w:type="paragraph" w:styleId="944" w:default="1">
     <w:name w:val="Normal"/>
     <w:uiPriority w:val="1"/>
     <w:qFormat/>
@@ -40665,9 +41000,9 @@
       <w:lang w:val="en-US" w:eastAsia="en-US" w:bidi="ar-SA"/>
     </w:rPr>
   </w:style>
-  <w:style w:type="paragraph" w:styleId="943">
+  <w:style w:type="paragraph" w:styleId="945">
     <w:name w:val="Body Text"/>
-    <w:basedOn w:val="942"/>
+    <w:basedOn w:val="944"/>
     <w:uiPriority w:val="1"/>
     <w:qFormat/>
     <w:pPr>
@@ -40682,9 +41017,9 @@
       <w:lang w:val="en-US" w:eastAsia="en-US" w:bidi="ar-SA"/>
     </w:rPr>
   </w:style>
-  <w:style w:type="paragraph" w:styleId="944">
+  <w:style w:type="paragraph" w:styleId="946">
     <w:name w:val="Heading 1"/>
-    <w:basedOn w:val="942"/>
+    <w:basedOn w:val="944"/>
     <w:uiPriority w:val="1"/>
     <w:qFormat/>
     <w:pPr>
@@ -40700,9 +41035,9 @@
       <w:lang w:val="en-US" w:eastAsia="en-US" w:bidi="ar-SA"/>
     </w:rPr>
   </w:style>
-  <w:style w:type="paragraph" w:styleId="945">
+  <w:style w:type="paragraph" w:styleId="947">
     <w:name w:val="Title"/>
-    <w:basedOn w:val="942"/>
+    <w:basedOn w:val="944"/>
     <w:uiPriority w:val="1"/>
     <w:qFormat/>
     <w:pPr>
@@ -40720,9 +41055,9 @@
       <w:lang w:val="en-US" w:eastAsia="en-US" w:bidi="ar-SA"/>
     </w:rPr>
   </w:style>
-  <w:style w:type="paragraph" w:styleId="946">
+  <w:style w:type="paragraph" w:styleId="948">
     <w:name w:val="List Paragraph"/>
-    <w:basedOn w:val="942"/>
+    <w:basedOn w:val="944"/>
     <w:uiPriority w:val="1"/>
     <w:qFormat/>
     <w:pPr>
@@ -40735,9 +41070,9 @@
       <w:lang w:val="en-US" w:eastAsia="en-US" w:bidi="ar-SA"/>
     </w:rPr>
   </w:style>
-  <w:style w:type="paragraph" w:styleId="947">
+  <w:style w:type="paragraph" w:styleId="949">
     <w:name w:val="Table Paragraph"/>
-    <w:basedOn w:val="942"/>
+    <w:basedOn w:val="944"/>
     <w:uiPriority w:val="1"/>
     <w:qFormat/>
     <w:pPr>

--- a/docs/kapshaSurajSingh.docx
+++ b/docs/kapshaSurajSingh.docx
@@ -119,29 +119,13 @@
         <w:rPr>
           <w:highlight w:val="none"/>
         </w:rPr>
+        <w:t xml:space="preserve"> </w:t>
       </w:r>
       <w:r>
         <w:rPr>
           <w:highlight w:val="none"/>
         </w:rPr>
       </w:r>
-      <w:r>
-        <w:rPr>
-          <w:highlight w:val="none"/>
-        </w:rPr>
-      </w:r>
-      <w:r>
-        <w:rPr>
-          <w:highlight w:val="none"/>
-        </w:rPr>
-        <w:t xml:space="preserve"> </w:t>
-      </w:r>
-      <w:r>
-        <w:rPr>
-          <w:highlight w:val="none"/>
-        </w:rPr>
-      </w:r>
-      <w:r/>
       <w:r>
         <w:rPr>
           <w:highlight w:val="none"/>
@@ -5168,9 +5152,10 @@
       </w:r>
       <w:r>
         <w:rPr>
-          <w:b/>
-          <w:bCs/>
+          <w:b w:val="0"/>
+          <w:bCs w:val="0"/>
           <w:highlight w:val="none"/>
+          <w:lang w:val="en-US"/>
           <w14:ligatures w14:val="none"/>
         </w:rPr>
       </w:r>
@@ -5322,7 +5307,7 @@
         <w:rPr>
           <w:sz w:val="22"/>
         </w:rPr>
-        <w:t xml:space="preserve">                                                                                         </w:t>
+        <w:t xml:space="preserve">    [ CET 148 ]                                                                  </w:t>
       </w:r>
       <w:r>
         <w:rPr>
@@ -5331,7 +5316,7 @@
           <w:sz w:val="18"/>
           <w:szCs w:val="18"/>
         </w:rPr>
-        <w:t xml:space="preserve">CGPA: 8.52</w:t>
+        <w:t xml:space="preserve">CGPA: 8.61</w:t>
       </w:r>
       <w:r>
         <w:rPr>
